--- a/wbuziak_resume.docx
+++ b/wbuziak_resume.docx
@@ -115,15 +115,7 @@
       </w:pPr>
       <w:r>
         <w:rPr/>
-        <w:t xml:space="preserve">3051 N Columbine St. Denver, CO 80205 </w:t>
-      </w:r>
-      <w:r>
-        <w:rPr/>
-        <w:t xml:space="preserve">• willbuziak@gmail.com • </w:t>
-      </w:r>
-      <w:r>
-        <w:rPr/>
-        <w:t>808-342-0160</w:t>
+        <w:t>3051 N Columbine St. Denver, CO 80205 • willbuziak@gmail.com • 808-342-0160</w:t>
       </w:r>
     </w:p>
     <w:p>
@@ -214,7 +206,9 @@
           <w:sz w:val="24"/>
           <w:szCs w:val="24"/>
         </w:rPr>
-        <w:t>M. Sc. Computer Science</w:t>
+        <w:t>M.S. Computer Science</w:t>
+        <w:tab/>
+        <w:t xml:space="preserve">                                                                                  </w:t>
       </w:r>
       <w:r>
         <w:rPr>
@@ -222,20 +216,14 @@
           <w:szCs w:val="24"/>
         </w:rPr>
         <w:tab/>
-        <w:t xml:space="preserve">                                                                                                                    </w:t>
+        <w:t xml:space="preserve">      </w:t>
       </w:r>
       <w:r>
         <w:rPr>
           <w:sz w:val="24"/>
           <w:szCs w:val="24"/>
         </w:rPr>
-        <w:t>May 2026</w:t>
-      </w:r>
-      <w:r>
-        <w:rPr>
-          <w:sz w:val="24"/>
-          <w:szCs w:val="24"/>
-        </w:rPr>
+        <w:t xml:space="preserve">                          May 2026</w:t>
         <w:tab/>
         <w:tab/>
         <w:tab/>
@@ -298,47 +286,29 @@
           <w:sz w:val="24"/>
           <w:szCs w:val="24"/>
         </w:rPr>
-        <w:t xml:space="preserve">Graduation </w:t>
-      </w:r>
-      <w:r>
-        <w:rPr>
-          <w:b w:val="false"/>
-          <w:bCs w:val="false"/>
+        <w:t>Graduation Date:</w:t>
+      </w:r>
+    </w:p>
+    <w:p>
+      <w:pPr>
+        <w:pStyle w:val="BodyText"/>
+        <w:tabs>
+          <w:tab w:val="clear" w:pos="720"/>
+          <w:tab w:val="left" w:pos="9459" w:leader="none"/>
+        </w:tabs>
+        <w:spacing w:lineRule="auto" w:line="240"/>
+        <w:ind w:hanging="0" w:left="119" w:right="118"/>
+        <w:rPr>
           <w:sz w:val="24"/>
           <w:szCs w:val="24"/>
         </w:rPr>
-        <w:t>Date</w:t>
-      </w:r>
-      <w:r>
-        <w:rPr>
-          <w:b w:val="false"/>
-          <w:bCs w:val="false"/>
+      </w:pPr>
+      <w:r>
+        <w:rPr>
           <w:sz w:val="24"/>
           <w:szCs w:val="24"/>
         </w:rPr>
-        <w:t>:</w:t>
-      </w:r>
-    </w:p>
-    <w:p>
-      <w:pPr>
-        <w:pStyle w:val="BodyText"/>
-        <w:tabs>
-          <w:tab w:val="clear" w:pos="720"/>
-          <w:tab w:val="left" w:pos="9459" w:leader="none"/>
-        </w:tabs>
-        <w:spacing w:lineRule="auto" w:line="240"/>
-        <w:ind w:hanging="0" w:left="119" w:right="118"/>
-        <w:rPr>
-          <w:sz w:val="24"/>
-          <w:szCs w:val="24"/>
-        </w:rPr>
-      </w:pPr>
-      <w:r>
-        <w:rPr>
-          <w:sz w:val="24"/>
-          <w:szCs w:val="24"/>
-        </w:rPr>
-        <w:t>B. Sc. Mechanical Engineering</w:t>
+        <w:t>B.S. Mechanical Engineering</w:t>
         <w:tab/>
         <w:t xml:space="preserve">      </w:t>
       </w:r>
@@ -505,7 +475,7 @@
         <mc:AlternateContent>
           <mc:Choice Requires="wps">
             <w:drawing>
-              <wp:anchor behindDoc="1" distT="0" distB="0" distL="0" distR="0" simplePos="0" locked="0" layoutInCell="0" allowOverlap="1" relativeHeight="5">
+              <wp:anchor behindDoc="1" distT="0" distB="0" distL="0" distR="0" simplePos="0" locked="0" layoutInCell="0" allowOverlap="1" relativeHeight="6">
                 <wp:simplePos x="0" y="0"/>
                 <wp:positionH relativeFrom="page">
                   <wp:posOffset>6734175</wp:posOffset>
@@ -616,7 +586,7 @@
         <mc:AlternateContent>
           <mc:Choice Requires="wps">
             <w:drawing>
-              <wp:anchor behindDoc="1" distT="635" distB="0" distL="0" distR="0" simplePos="0" locked="0" layoutInCell="0" allowOverlap="1" relativeHeight="7">
+              <wp:anchor behindDoc="1" distT="635" distB="0" distL="0" distR="0" simplePos="0" locked="0" layoutInCell="0" allowOverlap="1" relativeHeight="8">
                 <wp:simplePos x="0" y="0"/>
                 <wp:positionH relativeFrom="page">
                   <wp:posOffset>5410200</wp:posOffset>
@@ -709,7 +679,7 @@
         <w:pStyle w:val="Heading1"/>
         <w:numPr>
           <w:ilvl w:val="0"/>
-          <w:numId w:val="2"/>
+          <w:numId w:val="1"/>
         </w:numPr>
         <w:spacing w:before="1" w:after="0"/>
         <w:jc w:val="left"/>
@@ -742,81 +712,113 @@
     <w:p>
       <w:pPr>
         <w:pStyle w:val="Heading1"/>
+        <w:numPr>
+          <w:ilvl w:val="0"/>
+          <w:numId w:val="1"/>
+        </w:numPr>
+        <w:spacing w:before="1" w:after="0"/>
+        <w:jc w:val="left"/>
+        <w:rPr/>
+      </w:pPr>
+      <w:r>
+        <w:rPr>
+          <w:b/>
+          <w:sz w:val="26"/>
+          <w:szCs w:val="26"/>
+        </w:rPr>
+        <w:t>Computing (TENNLab)</w:t>
+        <w:tab/>
+        <w:tab/>
+        <w:tab/>
+        <w:tab/>
+        <w:tab/>
+        <w:tab/>
+        <w:tab/>
+        <w:tab/>
+        <w:tab/>
+        <w:t xml:space="preserve">  </w:t>
+        <w:tab/>
+        <w:t xml:space="preserve">  </w:t>
+      </w:r>
+      <w:r>
+        <w:rPr>
+          <w:b w:val="false"/>
+          <w:bCs w:val="false"/>
+          <w:sz w:val="26"/>
+          <w:szCs w:val="26"/>
+        </w:rPr>
+        <w:t>Knoxville, TN</w:t>
+      </w:r>
+    </w:p>
+    <w:p>
+      <w:pPr>
+        <w:pStyle w:val="BodyText"/>
+        <w:tabs>
+          <w:tab w:val="clear" w:pos="720"/>
+          <w:tab w:val="left" w:pos="8622" w:leader="none"/>
+        </w:tabs>
+        <w:spacing w:lineRule="exact" w:line="251"/>
+        <w:ind w:hanging="0" w:left="120" w:right="0"/>
+        <w:rPr/>
+      </w:pPr>
+      <w:r>
+        <w:rPr>
+          <w:b/>
+          <w:sz w:val="26"/>
+          <w:szCs w:val="26"/>
+        </w:rPr>
+        <w:t xml:space="preserve"> </w:t>
+      </w:r>
+      <w:r>
+        <w:rPr>
+          <w:b/>
+          <w:sz w:val="26"/>
+          <w:szCs w:val="26"/>
+        </w:rPr>
+        <w:t>Undergraduate Research Assistant</w:t>
+        <w:tab/>
+        <w:t xml:space="preserve">       </w:t>
+      </w:r>
+      <w:r>
+        <w:rPr>
+          <w:b/>
+          <w:spacing w:val="-6"/>
+          <w:sz w:val="26"/>
+          <w:szCs w:val="26"/>
+        </w:rPr>
+        <w:t>Dec 2022 - Present</w:t>
+      </w:r>
+    </w:p>
+    <w:p>
+      <w:pPr>
+        <w:pStyle w:val="ListParagraph"/>
+        <w:widowControl/>
         <w:numPr>
           <w:ilvl w:val="0"/>
           <w:numId w:val="2"/>
         </w:numPr>
-        <w:spacing w:before="1" w:after="0"/>
+        <w:tabs>
+          <w:tab w:val="clear" w:pos="720"/>
+          <w:tab w:val="left" w:pos="840" w:leader="none"/>
+          <w:tab w:val="left" w:pos="841" w:leader="none"/>
+        </w:tabs>
+        <w:spacing w:lineRule="exact" w:line="264" w:before="0" w:after="160"/>
+        <w:ind w:hanging="361" w:left="840" w:right="0"/>
         <w:jc w:val="left"/>
-        <w:rPr/>
-      </w:pPr>
-      <w:r>
-        <w:rPr>
-          <w:b/>
-          <w:sz w:val="26"/>
-          <w:szCs w:val="26"/>
-        </w:rPr>
-        <w:t>Computing (TENNLab)</w:t>
-        <w:tab/>
-        <w:tab/>
-        <w:tab/>
-        <w:tab/>
-        <w:tab/>
-        <w:tab/>
-        <w:tab/>
-        <w:tab/>
-        <w:tab/>
-        <w:t xml:space="preserve">  </w:t>
-        <w:tab/>
-        <w:t xml:space="preserve">  </w:t>
-      </w:r>
-      <w:r>
-        <w:rPr>
-          <w:b w:val="false"/>
-          <w:bCs w:val="false"/>
-          <w:sz w:val="26"/>
-          <w:szCs w:val="26"/>
-        </w:rPr>
-        <w:t>Knoxville, TN</w:t>
-      </w:r>
-    </w:p>
-    <w:p>
-      <w:pPr>
-        <w:pStyle w:val="BodyText"/>
-        <w:tabs>
-          <w:tab w:val="clear" w:pos="720"/>
-          <w:tab w:val="left" w:pos="8622" w:leader="none"/>
-        </w:tabs>
-        <w:spacing w:lineRule="exact" w:line="251"/>
-        <w:ind w:hanging="0" w:left="120" w:right="0"/>
-        <w:rPr/>
-      </w:pPr>
-      <w:r>
-        <w:rPr>
-          <w:b/>
-          <w:sz w:val="26"/>
-          <w:szCs w:val="26"/>
-        </w:rPr>
-        <w:t xml:space="preserve"> </w:t>
-      </w:r>
-      <w:r>
-        <w:rPr>
-          <w:b/>
-          <w:sz w:val="26"/>
-          <w:szCs w:val="26"/>
-        </w:rPr>
-        <w:t>Undergraduate Research Assistant</w:t>
-        <w:tab/>
-        <w:t xml:space="preserve">       </w:t>
-      </w:r>
-      <w:r>
-        <w:rPr>
-          <w:b/>
-          <w:spacing w:val="-6"/>
-          <w:sz w:val="26"/>
-          <w:szCs w:val="26"/>
-        </w:rPr>
-        <w:t>Dec 2022 - Present</w:t>
+        <w:rPr>
+          <w:sz w:val="26"/>
+          <w:szCs w:val="26"/>
+        </w:rPr>
+      </w:pPr>
+      <w:r>
+        <w:rPr>
+          <w:rFonts w:eastAsia="Adobe Myungjo Std M" w:cs="Times new roman" w:ascii="Times new roman" w:hAnsi="Times new roman"/>
+          <w:kern w:val="0"/>
+          <w:sz w:val="26"/>
+          <w:szCs w:val="26"/>
+          <w:lang w:val="en-US" w:eastAsia="ja-JP" w:bidi="ar-SA"/>
+        </w:rPr>
+        <w:t>Mathematical Modeling for Dual Fuel Diesel-Ammonia Combustion Engines in a collaborative project with Oak Ridge National Research Lab (ORNL)</w:t>
       </w:r>
     </w:p>
     <w:p>
@@ -825,7 +827,7 @@
         <w:widowControl/>
         <w:numPr>
           <w:ilvl w:val="0"/>
-          <w:numId w:val="3"/>
+          <w:numId w:val="2"/>
         </w:numPr>
         <w:tabs>
           <w:tab w:val="clear" w:pos="720"/>
@@ -857,7 +859,7 @@
         <w:widowControl/>
         <w:numPr>
           <w:ilvl w:val="0"/>
-          <w:numId w:val="3"/>
+          <w:numId w:val="2"/>
         </w:numPr>
         <w:tabs>
           <w:tab w:val="clear" w:pos="720"/>
@@ -978,15 +980,7 @@
         <w:t>Undergraduate Research Assistant</w:t>
         <w:tab/>
         <w:tab/>
-        <w:t xml:space="preserve">Aug 2022 – </w:t>
-      </w:r>
-      <w:r>
-        <w:rPr>
-          <w:b/>
-          <w:sz w:val="26"/>
-          <w:szCs w:val="26"/>
-        </w:rPr>
-        <w:t>May 2024</w:t>
+        <w:t>Aug 2022 – May 2024</w:t>
       </w:r>
     </w:p>
     <w:p>
@@ -995,7 +989,7 @@
         <w:widowControl/>
         <w:numPr>
           <w:ilvl w:val="0"/>
-          <w:numId w:val="3"/>
+          <w:numId w:val="2"/>
         </w:numPr>
         <w:spacing w:lineRule="auto" w:line="240" w:before="0" w:after="160"/>
         <w:jc w:val="left"/>
@@ -1018,7 +1012,7 @@
         <w:widowControl/>
         <w:numPr>
           <w:ilvl w:val="0"/>
-          <w:numId w:val="3"/>
+          <w:numId w:val="2"/>
         </w:numPr>
         <w:spacing w:lineRule="auto" w:line="240" w:before="0" w:after="160"/>
         <w:jc w:val="left"/>
@@ -1041,7 +1035,7 @@
         <w:widowControl/>
         <w:numPr>
           <w:ilvl w:val="0"/>
-          <w:numId w:val="3"/>
+          <w:numId w:val="2"/>
         </w:numPr>
         <w:tabs>
           <w:tab w:val="clear" w:pos="720"/>
@@ -1136,7 +1130,7 @@
         <w:widowControl/>
         <w:numPr>
           <w:ilvl w:val="0"/>
-          <w:numId w:val="3"/>
+          <w:numId w:val="2"/>
         </w:numPr>
         <w:tabs>
           <w:tab w:val="clear" w:pos="720"/>
@@ -1279,7 +1273,7 @@
         <w:pStyle w:val="ListParagraph"/>
         <w:numPr>
           <w:ilvl w:val="0"/>
-          <w:numId w:val="3"/>
+          <w:numId w:val="2"/>
         </w:numPr>
         <w:tabs>
           <w:tab w:val="clear" w:pos="720"/>
@@ -1404,7 +1398,7 @@
         <w:pStyle w:val="ListParagraph"/>
         <w:numPr>
           <w:ilvl w:val="0"/>
-          <w:numId w:val="4"/>
+          <w:numId w:val="3"/>
         </w:numPr>
         <w:tabs>
           <w:tab w:val="clear" w:pos="720"/>
@@ -1571,28 +1565,7 @@
           <w:szCs w:val="26"/>
         </w:rPr>
         <w:tab/>
-        <w:t xml:space="preserve">HTML/CSS | RISC-V </w:t>
-      </w:r>
-      <w:r>
-        <w:rPr>
-          <w:sz w:val="26"/>
-          <w:szCs w:val="26"/>
-        </w:rPr>
-        <w:t>Assembly</w:t>
-      </w:r>
-      <w:r>
-        <w:rPr>
-          <w:sz w:val="26"/>
-          <w:szCs w:val="26"/>
-        </w:rPr>
-        <w:t xml:space="preserve"> | Shell Scripting | SLURM </w:t>
-      </w:r>
-      <w:r>
-        <w:rPr>
-          <w:sz w:val="26"/>
-          <w:szCs w:val="26"/>
-        </w:rPr>
-        <w:t>| SIMD</w:t>
+        <w:t>HTML/CSS | RISC-V Assembly | Shell Scripting | SLURM | SIMD</w:t>
       </w:r>
     </w:p>
     <w:sectPr>
@@ -1888,6 +1861,7 @@
         </w:tabs>
         <w:ind w:left="0" w:hanging="0"/>
       </w:pPr>
+      <w:rPr/>
     </w:lvl>
     <w:lvl w:ilvl="1">
       <w:start w:val="1"/>
@@ -1901,6 +1875,7 @@
         </w:tabs>
         <w:ind w:left="0" w:hanging="0"/>
       </w:pPr>
+      <w:rPr/>
     </w:lvl>
     <w:lvl w:ilvl="2">
       <w:start w:val="1"/>
@@ -1914,6 +1889,7 @@
         </w:tabs>
         <w:ind w:left="0" w:hanging="0"/>
       </w:pPr>
+      <w:rPr/>
     </w:lvl>
     <w:lvl w:ilvl="3">
       <w:start w:val="1"/>
@@ -1927,6 +1903,7 @@
         </w:tabs>
         <w:ind w:left="0" w:hanging="0"/>
       </w:pPr>
+      <w:rPr/>
     </w:lvl>
     <w:lvl w:ilvl="4">
       <w:start w:val="1"/>
@@ -1940,6 +1917,7 @@
         </w:tabs>
         <w:ind w:left="0" w:hanging="0"/>
       </w:pPr>
+      <w:rPr/>
     </w:lvl>
     <w:lvl w:ilvl="5">
       <w:start w:val="1"/>
@@ -1953,6 +1931,7 @@
         </w:tabs>
         <w:ind w:left="0" w:hanging="0"/>
       </w:pPr>
+      <w:rPr/>
     </w:lvl>
     <w:lvl w:ilvl="6">
       <w:start w:val="1"/>
@@ -1966,6 +1945,7 @@
         </w:tabs>
         <w:ind w:left="0" w:hanging="0"/>
       </w:pPr>
+      <w:rPr/>
     </w:lvl>
     <w:lvl w:ilvl="7">
       <w:start w:val="1"/>
@@ -1979,6 +1959,7 @@
         </w:tabs>
         <w:ind w:left="0" w:hanging="0"/>
       </w:pPr>
+      <w:rPr/>
     </w:lvl>
     <w:lvl w:ilvl="8">
       <w:start w:val="1"/>
@@ -1992,137 +1973,10 @@
         </w:tabs>
         <w:ind w:left="0" w:hanging="0"/>
       </w:pPr>
+      <w:rPr/>
     </w:lvl>
   </w:abstractNum>
   <w:abstractNum w:abstractNumId="2">
-    <w:lvl w:ilvl="0">
-      <w:start w:val="1"/>
-      <w:numFmt w:val="none"/>
-      <w:suff w:val="nothing"/>
-      <w:lvlText w:val=""/>
-      <w:lvlJc w:val="left"/>
-      <w:pPr>
-        <w:tabs>
-          <w:tab w:val="num" w:pos="0"/>
-        </w:tabs>
-        <w:ind w:left="0" w:hanging="0"/>
-      </w:pPr>
-      <w:rPr/>
-    </w:lvl>
-    <w:lvl w:ilvl="1">
-      <w:start w:val="1"/>
-      <w:numFmt w:val="none"/>
-      <w:suff w:val="nothing"/>
-      <w:lvlText w:val=""/>
-      <w:lvlJc w:val="left"/>
-      <w:pPr>
-        <w:tabs>
-          <w:tab w:val="num" w:pos="0"/>
-        </w:tabs>
-        <w:ind w:left="0" w:hanging="0"/>
-      </w:pPr>
-      <w:rPr/>
-    </w:lvl>
-    <w:lvl w:ilvl="2">
-      <w:start w:val="1"/>
-      <w:numFmt w:val="none"/>
-      <w:suff w:val="nothing"/>
-      <w:lvlText w:val=""/>
-      <w:lvlJc w:val="left"/>
-      <w:pPr>
-        <w:tabs>
-          <w:tab w:val="num" w:pos="0"/>
-        </w:tabs>
-        <w:ind w:left="0" w:hanging="0"/>
-      </w:pPr>
-      <w:rPr/>
-    </w:lvl>
-    <w:lvl w:ilvl="3">
-      <w:start w:val="1"/>
-      <w:numFmt w:val="none"/>
-      <w:suff w:val="nothing"/>
-      <w:lvlText w:val=""/>
-      <w:lvlJc w:val="left"/>
-      <w:pPr>
-        <w:tabs>
-          <w:tab w:val="num" w:pos="0"/>
-        </w:tabs>
-        <w:ind w:left="0" w:hanging="0"/>
-      </w:pPr>
-      <w:rPr/>
-    </w:lvl>
-    <w:lvl w:ilvl="4">
-      <w:start w:val="1"/>
-      <w:numFmt w:val="none"/>
-      <w:suff w:val="nothing"/>
-      <w:lvlText w:val=""/>
-      <w:lvlJc w:val="left"/>
-      <w:pPr>
-        <w:tabs>
-          <w:tab w:val="num" w:pos="0"/>
-        </w:tabs>
-        <w:ind w:left="0" w:hanging="0"/>
-      </w:pPr>
-      <w:rPr/>
-    </w:lvl>
-    <w:lvl w:ilvl="5">
-      <w:start w:val="1"/>
-      <w:numFmt w:val="none"/>
-      <w:suff w:val="nothing"/>
-      <w:lvlText w:val=""/>
-      <w:lvlJc w:val="left"/>
-      <w:pPr>
-        <w:tabs>
-          <w:tab w:val="num" w:pos="0"/>
-        </w:tabs>
-        <w:ind w:left="0" w:hanging="0"/>
-      </w:pPr>
-      <w:rPr/>
-    </w:lvl>
-    <w:lvl w:ilvl="6">
-      <w:start w:val="1"/>
-      <w:numFmt w:val="none"/>
-      <w:suff w:val="nothing"/>
-      <w:lvlText w:val=""/>
-      <w:lvlJc w:val="left"/>
-      <w:pPr>
-        <w:tabs>
-          <w:tab w:val="num" w:pos="0"/>
-        </w:tabs>
-        <w:ind w:left="0" w:hanging="0"/>
-      </w:pPr>
-      <w:rPr/>
-    </w:lvl>
-    <w:lvl w:ilvl="7">
-      <w:start w:val="1"/>
-      <w:numFmt w:val="none"/>
-      <w:suff w:val="nothing"/>
-      <w:lvlText w:val=""/>
-      <w:lvlJc w:val="left"/>
-      <w:pPr>
-        <w:tabs>
-          <w:tab w:val="num" w:pos="0"/>
-        </w:tabs>
-        <w:ind w:left="0" w:hanging="0"/>
-      </w:pPr>
-      <w:rPr/>
-    </w:lvl>
-    <w:lvl w:ilvl="8">
-      <w:start w:val="1"/>
-      <w:numFmt w:val="none"/>
-      <w:suff w:val="nothing"/>
-      <w:lvlText w:val=""/>
-      <w:lvlJc w:val="left"/>
-      <w:pPr>
-        <w:tabs>
-          <w:tab w:val="num" w:pos="0"/>
-        </w:tabs>
-        <w:ind w:left="0" w:hanging="0"/>
-      </w:pPr>
-      <w:rPr/>
-    </w:lvl>
-  </w:abstractNum>
-  <w:abstractNum w:abstractNumId="3">
     <w:lvl w:ilvl="0">
       <w:numFmt w:val="bullet"/>
       <w:lvlText w:val=""/>
@@ -2248,7 +2102,7 @@
       <w:rPr/>
     </w:lvl>
   </w:abstractNum>
-  <w:abstractNum w:abstractNumId="4">
+  <w:abstractNum w:abstractNumId="3">
     <w:lvl w:ilvl="0">
       <w:start w:val="1"/>
       <w:numFmt w:val="bullet"/>
@@ -2383,6 +2237,125 @@
       <w:rPr>
         <w:rFonts w:ascii="OpenSymbol" w:hAnsi="OpenSymbol" w:cs="OpenSymbol" w:hint="default"/>
       </w:rPr>
+    </w:lvl>
+  </w:abstractNum>
+  <w:abstractNum w:abstractNumId="4">
+    <w:lvl w:ilvl="0">
+      <w:start w:val="1"/>
+      <w:numFmt w:val="none"/>
+      <w:suff w:val="nothing"/>
+      <w:lvlText w:val=""/>
+      <w:lvlJc w:val="left"/>
+      <w:pPr>
+        <w:tabs>
+          <w:tab w:val="num" w:pos="0"/>
+        </w:tabs>
+        <w:ind w:left="0" w:hanging="0"/>
+      </w:pPr>
+    </w:lvl>
+    <w:lvl w:ilvl="1">
+      <w:start w:val="1"/>
+      <w:numFmt w:val="none"/>
+      <w:suff w:val="nothing"/>
+      <w:lvlText w:val=""/>
+      <w:lvlJc w:val="left"/>
+      <w:pPr>
+        <w:tabs>
+          <w:tab w:val="num" w:pos="0"/>
+        </w:tabs>
+        <w:ind w:left="0" w:hanging="0"/>
+      </w:pPr>
+    </w:lvl>
+    <w:lvl w:ilvl="2">
+      <w:start w:val="1"/>
+      <w:numFmt w:val="none"/>
+      <w:suff w:val="nothing"/>
+      <w:lvlText w:val=""/>
+      <w:lvlJc w:val="left"/>
+      <w:pPr>
+        <w:tabs>
+          <w:tab w:val="num" w:pos="0"/>
+        </w:tabs>
+        <w:ind w:left="0" w:hanging="0"/>
+      </w:pPr>
+    </w:lvl>
+    <w:lvl w:ilvl="3">
+      <w:start w:val="1"/>
+      <w:numFmt w:val="none"/>
+      <w:suff w:val="nothing"/>
+      <w:lvlText w:val=""/>
+      <w:lvlJc w:val="left"/>
+      <w:pPr>
+        <w:tabs>
+          <w:tab w:val="num" w:pos="0"/>
+        </w:tabs>
+        <w:ind w:left="0" w:hanging="0"/>
+      </w:pPr>
+    </w:lvl>
+    <w:lvl w:ilvl="4">
+      <w:start w:val="1"/>
+      <w:numFmt w:val="none"/>
+      <w:suff w:val="nothing"/>
+      <w:lvlText w:val=""/>
+      <w:lvlJc w:val="left"/>
+      <w:pPr>
+        <w:tabs>
+          <w:tab w:val="num" w:pos="0"/>
+        </w:tabs>
+        <w:ind w:left="0" w:hanging="0"/>
+      </w:pPr>
+    </w:lvl>
+    <w:lvl w:ilvl="5">
+      <w:start w:val="1"/>
+      <w:numFmt w:val="none"/>
+      <w:suff w:val="nothing"/>
+      <w:lvlText w:val=""/>
+      <w:lvlJc w:val="left"/>
+      <w:pPr>
+        <w:tabs>
+          <w:tab w:val="num" w:pos="0"/>
+        </w:tabs>
+        <w:ind w:left="0" w:hanging="0"/>
+      </w:pPr>
+    </w:lvl>
+    <w:lvl w:ilvl="6">
+      <w:start w:val="1"/>
+      <w:numFmt w:val="none"/>
+      <w:suff w:val="nothing"/>
+      <w:lvlText w:val=""/>
+      <w:lvlJc w:val="left"/>
+      <w:pPr>
+        <w:tabs>
+          <w:tab w:val="num" w:pos="0"/>
+        </w:tabs>
+        <w:ind w:left="0" w:hanging="0"/>
+      </w:pPr>
+    </w:lvl>
+    <w:lvl w:ilvl="7">
+      <w:start w:val="1"/>
+      <w:numFmt w:val="none"/>
+      <w:suff w:val="nothing"/>
+      <w:lvlText w:val=""/>
+      <w:lvlJc w:val="left"/>
+      <w:pPr>
+        <w:tabs>
+          <w:tab w:val="num" w:pos="0"/>
+        </w:tabs>
+        <w:ind w:left="0" w:hanging="0"/>
+      </w:pPr>
+    </w:lvl>
+    <w:lvl w:ilvl="8">
+      <w:start w:val="1"/>
+      <w:numFmt w:val="none"/>
+      <w:suff w:val="nothing"/>
+      <w:lvlText w:val=""/>
+      <w:lvlJc w:val="left"/>
+      <w:pPr>
+        <w:tabs>
+          <w:tab w:val="num" w:pos="0"/>
+        </w:tabs>
+        <w:ind w:left="0" w:hanging="0"/>
+      </w:pPr>
     </w:lvl>
   </w:abstractNum>
   <w:num w:numId="1">
@@ -2444,7 +2417,7 @@
     <w:pPr>
       <w:numPr>
         <w:ilvl w:val="0"/>
-        <w:numId w:val="2"/>
+        <w:numId w:val="1"/>
       </w:numPr>
       <w:outlineLvl w:val="0"/>
     </w:pPr>

--- a/wbuziak_resume.docx
+++ b/wbuziak_resume.docx
@@ -5,25 +5,9 @@
     <w:p>
       <w:pPr>
         <w:pStyle w:val="BodyText"/>
-        <w:spacing w:before="9" w:after="0"/>
-        <w:rPr>
-          <w:sz w:val="10"/>
-        </w:rPr>
-      </w:pPr>
-      <w:r>
-        <w:rPr>
-          <w:sz w:val="10"/>
-        </w:rPr>
-      </w:r>
-    </w:p>
-    <w:p>
-      <w:pPr>
-        <w:pStyle w:val="BodyText"/>
-        <w:spacing w:lineRule="exact" w:line="20" w:before="0" w:after="0"/>
+        <w:spacing w:lineRule="auto" w:line="240" w:before="0" w:after="0"/>
         <w:ind w:hanging="0" w:left="110" w:right="0"/>
-        <w:rPr>
-          <w:sz w:val="8"/>
-        </w:rPr>
+        <w:rPr/>
       </w:pPr>
       <w:r>
         <w:rPr/>
@@ -94,100 +78,106 @@
     <w:p>
       <w:pPr>
         <w:pStyle w:val="BodyText"/>
-        <w:spacing w:before="2" w:after="0"/>
-        <w:rPr>
-          <w:sz w:val="8"/>
-        </w:rPr>
-      </w:pPr>
-      <w:r>
-        <w:rPr>
-          <w:sz w:val="8"/>
-        </w:rPr>
-      </w:r>
-    </w:p>
-    <w:p>
-      <w:pPr>
-        <w:pStyle w:val="BodyText"/>
-        <w:spacing w:before="91" w:after="0"/>
+        <w:spacing w:lineRule="auto" w:line="240" w:before="91" w:after="0"/>
         <w:ind w:hanging="0" w:left="0" w:right="1"/>
         <w:jc w:val="center"/>
         <w:rPr/>
       </w:pPr>
       <w:r>
-        <w:rPr/>
-        <w:t>3051 N Columbine St. Denver, CO 80205 • willbuziak@gmail.com • 808-342-0160</w:t>
+        <w:rPr>
+          <w:sz w:val="22"/>
+          <w:szCs w:val="22"/>
+          <w:u w:val="none"/>
+        </w:rPr>
+        <w:t xml:space="preserve"> </w:t>
+      </w:r>
+      <w:r>
+        <w:rPr>
+          <w:sz w:val="22"/>
+          <w:szCs w:val="22"/>
+          <w:u w:val="none"/>
+        </w:rPr>
+        <w:t>willbuziak@gmail.com</w:t>
+      </w:r>
+      <w:r>
+        <w:rPr>
+          <w:sz w:val="22"/>
+          <w:szCs w:val="22"/>
+        </w:rPr>
+        <w:t xml:space="preserve"> • will_buziak@mines.edu</w:t>
       </w:r>
     </w:p>
     <w:p>
       <w:pPr>
         <w:pStyle w:val="BodyText"/>
-        <w:spacing w:before="91" w:after="0"/>
+        <w:spacing w:lineRule="auto" w:line="240" w:before="91" w:after="0"/>
         <w:ind w:hanging="0" w:left="0" w:right="1"/>
         <w:jc w:val="center"/>
         <w:rPr>
           <w:b/>
           <w:bCs/>
-          <w:sz w:val="24"/>
-          <w:szCs w:val="24"/>
+          <w:sz w:val="22"/>
+          <w:szCs w:val="22"/>
         </w:rPr>
       </w:pPr>
       <w:r>
         <w:rPr>
           <w:b/>
           <w:bCs/>
-          <w:sz w:val="24"/>
-          <w:szCs w:val="24"/>
+          <w:sz w:val="22"/>
+          <w:szCs w:val="22"/>
         </w:rPr>
       </w:r>
     </w:p>
     <w:p>
       <w:pPr>
         <w:pStyle w:val="BodyText"/>
-        <w:spacing w:before="91" w:after="0"/>
+        <w:spacing w:lineRule="auto" w:line="240" w:before="91" w:after="0"/>
         <w:ind w:hanging="0" w:left="0" w:right="1"/>
         <w:jc w:val="center"/>
         <w:rPr>
+          <w:sz w:val="22"/>
+          <w:szCs w:val="22"/>
+        </w:rPr>
+      </w:pPr>
+      <w:r>
+        <w:rPr>
           <w:b/>
           <w:bCs/>
-          <w:sz w:val="28"/>
-          <w:szCs w:val="28"/>
+          <w:sz w:val="22"/>
+          <w:szCs w:val="22"/>
+        </w:rPr>
+        <w:t>Education</w:t>
+      </w:r>
+    </w:p>
+    <w:p>
+      <w:pPr>
+        <w:pStyle w:val="Normal"/>
+        <w:spacing w:lineRule="auto" w:line="240"/>
+        <w:rPr>
+          <w:sz w:val="22"/>
+          <w:szCs w:val="22"/>
         </w:rPr>
       </w:pPr>
       <w:r>
         <w:rPr>
           <w:b/>
           <w:bCs/>
-          <w:sz w:val="28"/>
-          <w:szCs w:val="28"/>
-        </w:rPr>
-        <w:t>Education</w:t>
-      </w:r>
-    </w:p>
-    <w:p>
-      <w:pPr>
-        <w:pStyle w:val="Normal"/>
-        <w:rPr>
-          <w:b/>
-          <w:bCs/>
-          <w:sz w:val="28"/>
-          <w:szCs w:val="28"/>
-        </w:rPr>
-      </w:pPr>
-      <w:r>
-        <w:rPr>
-          <w:b/>
-          <w:bCs/>
-          <w:sz w:val="28"/>
-          <w:szCs w:val="28"/>
+          <w:sz w:val="22"/>
+          <w:szCs w:val="22"/>
         </w:rPr>
         <w:t xml:space="preserve">Colorado School of Mines                                                                                  </w:t>
+        <w:tab/>
+        <w:tab/>
+        <w:tab/>
+        <w:t xml:space="preserve">        </w:t>
       </w:r>
       <w:r>
         <w:rPr>
           <w:b w:val="false"/>
           <w:bCs w:val="false"/>
-          <w:sz w:val="24"/>
-          <w:szCs w:val="24"/>
+          <w:sz w:val="22"/>
+          <w:szCs w:val="22"/>
         </w:rPr>
         <w:t>Expected Graduation:</w:t>
       </w:r>
@@ -195,35 +185,29 @@
     <w:p>
       <w:pPr>
         <w:pStyle w:val="BodyText"/>
-        <w:rPr/>
-      </w:pPr>
-      <w:r>
-        <w:rPr/>
+        <w:spacing w:lineRule="auto" w:line="240"/>
+        <w:rPr>
+          <w:sz w:val="22"/>
+          <w:szCs w:val="22"/>
+        </w:rPr>
+      </w:pPr>
+      <w:r>
+        <w:rPr>
+          <w:sz w:val="22"/>
+          <w:szCs w:val="22"/>
+        </w:rPr>
         <w:t xml:space="preserve">  </w:t>
       </w:r>
       <w:r>
         <w:rPr>
-          <w:sz w:val="24"/>
-          <w:szCs w:val="24"/>
+          <w:sz w:val="22"/>
+          <w:szCs w:val="22"/>
         </w:rPr>
         <w:t>M.S. Computer Science</w:t>
         <w:tab/>
         <w:t xml:space="preserve">                                                                                  </w:t>
-      </w:r>
-      <w:r>
-        <w:rPr>
-          <w:sz w:val="24"/>
-          <w:szCs w:val="24"/>
-        </w:rPr>
-        <w:tab/>
-        <w:t xml:space="preserve">      </w:t>
-      </w:r>
-      <w:r>
-        <w:rPr>
-          <w:sz w:val="24"/>
-          <w:szCs w:val="24"/>
-        </w:rPr>
-        <w:t xml:space="preserve">                          May 2026</w:t>
+        <w:tab/>
+        <w:t xml:space="preserve">                                      May 2026</w:t>
         <w:tab/>
         <w:tab/>
         <w:tab/>
@@ -242,33 +226,29 @@
           <w:tab w:val="clear" w:pos="720"/>
           <w:tab w:val="left" w:pos="9489" w:leader="none"/>
         </w:tabs>
-        <w:spacing w:before="11" w:after="0"/>
+        <w:spacing w:lineRule="auto" w:line="240" w:before="11" w:after="0"/>
         <w:ind w:hanging="0" w:right="0"/>
-        <w:rPr/>
+        <w:rPr>
+          <w:sz w:val="22"/>
+          <w:szCs w:val="22"/>
+        </w:rPr>
       </w:pPr>
       <w:r>
         <w:rPr>
           <w:b/>
           <w:spacing w:val="-6"/>
-          <w:sz w:val="28"/>
-          <w:szCs w:val="28"/>
-        </w:rPr>
-        <w:t xml:space="preserve">University of Tennessee, Knoxville </w:t>
-      </w:r>
-      <w:r>
-        <w:rPr>
-          <w:b/>
-          <w:spacing w:val="-6"/>
-        </w:rPr>
-        <w:t xml:space="preserve">                                </w:t>
+          <w:sz w:val="22"/>
+          <w:szCs w:val="22"/>
+        </w:rPr>
+        <w:t xml:space="preserve">University of Tennessee, Knoxville                                 </w:t>
       </w:r>
       <w:r>
         <w:rPr>
           <w:b/>
           <w:bCs/>
           <w:spacing w:val="-6"/>
-          <w:sz w:val="28"/>
-          <w:szCs w:val="28"/>
+          <w:sz w:val="22"/>
+          <w:szCs w:val="22"/>
         </w:rPr>
         <w:t xml:space="preserve">                 </w:t>
       </w:r>
@@ -276,15 +256,18 @@
         <w:rPr>
           <w:b/>
           <w:spacing w:val="-6"/>
-        </w:rPr>
-        <w:t xml:space="preserve">                                                     </w:t>
+          <w:sz w:val="22"/>
+          <w:szCs w:val="22"/>
+        </w:rPr>
+        <w:t xml:space="preserve">                                                         </w:t>
+        <w:tab/>
       </w:r>
       <w:r>
         <w:rPr>
           <w:b w:val="false"/>
           <w:bCs w:val="false"/>
-          <w:sz w:val="24"/>
-          <w:szCs w:val="24"/>
+          <w:sz w:val="22"/>
+          <w:szCs w:val="22"/>
         </w:rPr>
         <w:t>Graduation Date:</w:t>
       </w:r>
@@ -299,50 +282,43 @@
         <w:spacing w:lineRule="auto" w:line="240"/>
         <w:ind w:hanging="0" w:left="119" w:right="118"/>
         <w:rPr>
-          <w:sz w:val="24"/>
-          <w:szCs w:val="24"/>
-        </w:rPr>
-      </w:pPr>
-      <w:r>
-        <w:rPr>
-          <w:sz w:val="24"/>
-          <w:szCs w:val="24"/>
+          <w:sz w:val="22"/>
+          <w:szCs w:val="22"/>
+        </w:rPr>
+      </w:pPr>
+      <w:r>
+        <w:rPr>
+          <w:sz w:val="22"/>
+          <w:szCs w:val="22"/>
         </w:rPr>
         <w:t>B.S. Mechanical Engineering</w:t>
         <w:tab/>
-        <w:t xml:space="preserve">      </w:t>
+        <w:t xml:space="preserve">          </w:t>
       </w:r>
       <w:r>
         <w:rPr>
           <w:b w:val="false"/>
           <w:bCs w:val="false"/>
-          <w:sz w:val="24"/>
-          <w:szCs w:val="24"/>
+          <w:sz w:val="22"/>
+          <w:szCs w:val="22"/>
         </w:rPr>
         <w:t>May 2024</w:t>
       </w:r>
-      <w:r>
-        <w:rPr>
-          <w:sz w:val="24"/>
-          <w:szCs w:val="24"/>
-        </w:rPr>
-        <w:t xml:space="preserve"> </w:t>
-      </w:r>
     </w:p>
     <w:p>
       <w:pPr>
         <w:pStyle w:val="BodyText"/>
-        <w:spacing w:before="2" w:after="0"/>
+        <w:spacing w:lineRule="auto" w:line="240" w:before="2" w:after="0"/>
         <w:ind w:hanging="0" w:left="119" w:right="0"/>
         <w:rPr>
-          <w:sz w:val="24"/>
-          <w:szCs w:val="24"/>
-        </w:rPr>
-      </w:pPr>
-      <w:r>
-        <w:rPr>
-          <w:sz w:val="24"/>
-          <w:szCs w:val="24"/>
+          <w:sz w:val="22"/>
+          <w:szCs w:val="22"/>
+        </w:rPr>
+      </w:pPr>
+      <w:r>
+        <w:rPr>
+          <w:sz w:val="22"/>
+          <w:szCs w:val="22"/>
         </w:rPr>
         <w:t>Minor Computer Science</w:t>
       </w:r>
@@ -350,24 +326,8 @@
     <w:p>
       <w:pPr>
         <w:pStyle w:val="BodyText"/>
-        <w:spacing w:before="2" w:after="0"/>
+        <w:spacing w:lineRule="auto" w:line="240" w:before="2" w:after="0"/>
         <w:ind w:hanging="0" w:left="119" w:right="0"/>
-        <w:rPr>
-          <w:sz w:val="24"/>
-          <w:szCs w:val="24"/>
-        </w:rPr>
-      </w:pPr>
-      <w:r>
-        <w:rPr>
-          <w:sz w:val="24"/>
-          <w:szCs w:val="24"/>
-        </w:rPr>
-      </w:r>
-    </w:p>
-    <w:p>
-      <w:pPr>
-        <w:pStyle w:val="BodyText"/>
-        <w:spacing w:before="10" w:after="0"/>
         <w:rPr>
           <w:sz w:val="24"/>
           <w:szCs w:val="24"/>
@@ -410,6 +370,7 @@
         </w:tabs>
         <w:suppressAutoHyphens w:val="true"/>
         <w:bidi w:val="0"/>
+        <w:spacing w:lineRule="auto" w:line="240"/>
         <w:ind w:hanging="0" w:left="0" w:right="-1529"/>
         <w:rPr/>
       </w:pPr>
@@ -446,16 +407,16 @@
         </w:tabs>
         <w:suppressAutoHyphens w:val="true"/>
         <w:bidi w:val="0"/>
+        <w:spacing w:lineRule="auto" w:line="240"/>
         <w:ind w:hanging="0" w:left="0" w:right="-1529"/>
-        <w:rPr/>
-      </w:pPr>
-      <w:r>
-        <w:rPr>
-          <w:b/>
-          <w:sz w:val="28"/>
-          <w:szCs w:val="28"/>
-        </w:rPr>
-        <w:t>Experience</w:t>
+        <w:rPr>
+          <w:b/>
+        </w:rPr>
+      </w:pPr>
+      <w:r>
+        <w:rPr>
+          <w:b/>
+        </w:rPr>
       </w:r>
     </w:p>
     <w:p>
@@ -468,185 +429,28 @@
         </w:numPr>
         <w:suppressAutoHyphens w:val="true"/>
         <w:bidi w:val="0"/>
+        <w:spacing w:lineRule="auto" w:line="240"/>
         <w:ind w:hanging="0" w:left="89" w:right="-1529"/>
-        <w:rPr/>
-      </w:pPr>
-      <w:r>
-        <mc:AlternateContent>
-          <mc:Choice Requires="wps">
-            <w:drawing>
-              <wp:anchor behindDoc="1" distT="0" distB="0" distL="0" distR="0" simplePos="0" locked="0" layoutInCell="0" allowOverlap="1" relativeHeight="6">
-                <wp:simplePos x="0" y="0"/>
-                <wp:positionH relativeFrom="page">
-                  <wp:posOffset>6734175</wp:posOffset>
-                </wp:positionH>
-                <wp:positionV relativeFrom="paragraph">
-                  <wp:posOffset>15240</wp:posOffset>
-                </wp:positionV>
-                <wp:extent cx="579755" cy="153670"/>
-                <wp:effectExtent l="0" t="0" r="0" b="0"/>
-                <wp:wrapNone/>
-                <wp:docPr id="4" name="Frame1"/>
-                <a:graphic xmlns:a="http://schemas.openxmlformats.org/drawingml/2006/main">
-                  <a:graphicData uri="http://schemas.microsoft.com/office/word/2010/wordprocessingShape">
-                    <wps:wsp>
-                      <wps:cNvSpPr/>
-                      <wps:spPr>
-                        <a:xfrm>
-                          <a:off x="0" y="0"/>
-                          <a:ext cx="579600" cy="153720"/>
-                        </a:xfrm>
-                        <a:prstGeom prst="rect">
-                          <a:avLst/>
-                        </a:prstGeom>
-                        <a:noFill/>
-                        <a:ln w="0">
-                          <a:noFill/>
-                        </a:ln>
-                      </wps:spPr>
-                      <wps:style>
-                        <a:lnRef idx="0"/>
-                        <a:fillRef idx="0"/>
-                        <a:effectRef idx="0"/>
-                        <a:fontRef idx="minor"/>
-                      </wps:style>
-                      <wps:txbx>
-                        <w:txbxContent>
-                          <w:p>
-                            <w:pPr>
-                              <w:pStyle w:val="BodyText"/>
-                              <w:spacing w:lineRule="exact" w:line="244" w:before="0" w:after="0"/>
-                              <w:rPr>
-                                <w:color w:val="000000"/>
-                              </w:rPr>
-                            </w:pPr>
-                            <w:r>
-                              <w:rPr>
-                                <w:color w:val="000000"/>
-                                <w:spacing w:val="-3"/>
-                              </w:rPr>
-                              <w:t xml:space="preserve">City, </w:t>
-                            </w:r>
-                            <w:r>
-                              <w:rPr>
-                                <w:color w:val="000000"/>
-                                <w:spacing w:val="-4"/>
-                              </w:rPr>
-                              <w:t>State</w:t>
-                            </w:r>
-                          </w:p>
-                        </w:txbxContent>
-                      </wps:txbx>
-                      <wps:bodyPr lIns="1800" rIns="1800" tIns="1800" bIns="1800" anchor="t">
-                        <a:noAutofit/>
-                      </wps:bodyPr>
-                    </wps:wsp>
-                  </a:graphicData>
-                </a:graphic>
-              </wp:anchor>
-            </w:drawing>
-          </mc:Choice>
-          <mc:Fallback>
-            <w:pict>
-              <v:rect id="shape_0" ID="Frame1" path="m0,0l-2147483645,0l-2147483645,-2147483646l0,-2147483646xe" stroked="f" o:allowincell="f" style="position:absolute;margin-left:530.25pt;margin-top:1.2pt;width:45.6pt;height:12.05pt;mso-wrap-style:square;v-text-anchor:top;mso-position-horizontal-relative:page">
-                <v:fill o:detectmouseclick="t" on="false"/>
-                <v:stroke color="#3465a4" joinstyle="round" endcap="flat"/>
-                <v:textbox>
-                  <w:txbxContent>
-                    <w:p>
-                      <w:pPr>
-                        <w:pStyle w:val="BodyText"/>
-                        <w:spacing w:lineRule="exact" w:line="244" w:before="0" w:after="0"/>
-                        <w:rPr>
-                          <w:color w:val="000000"/>
-                        </w:rPr>
-                      </w:pPr>
-                      <w:r>
-                        <w:rPr>
-                          <w:color w:val="000000"/>
-                          <w:spacing w:val="-3"/>
-                        </w:rPr>
-                        <w:t xml:space="preserve">City, </w:t>
-                      </w:r>
-                      <w:r>
-                        <w:rPr>
-                          <w:color w:val="000000"/>
-                          <w:spacing w:val="-4"/>
-                        </w:rPr>
-                        <w:t>State</w:t>
-                      </w:r>
-                    </w:p>
-                  </w:txbxContent>
-                </v:textbox>
-                <w10:wrap type="none"/>
-              </v:rect>
-            </w:pict>
-          </mc:Fallback>
-        </mc:AlternateContent>
-        <mc:AlternateContent>
-          <mc:Choice Requires="wps">
-            <w:drawing>
-              <wp:anchor behindDoc="1" distT="635" distB="0" distL="0" distR="0" simplePos="0" locked="0" layoutInCell="0" allowOverlap="1" relativeHeight="8">
-                <wp:simplePos x="0" y="0"/>
-                <wp:positionH relativeFrom="page">
-                  <wp:posOffset>5410200</wp:posOffset>
-                </wp:positionH>
-                <wp:positionV relativeFrom="paragraph">
-                  <wp:posOffset>34290</wp:posOffset>
-                </wp:positionV>
-                <wp:extent cx="1905000" cy="164465"/>
-                <wp:effectExtent l="0" t="635" r="0" b="0"/>
-                <wp:wrapNone/>
-                <wp:docPr id="5" name="Shape3"/>
-                <a:graphic xmlns:a="http://schemas.openxmlformats.org/drawingml/2006/main">
-                  <a:graphicData uri="http://schemas.microsoft.com/office/word/2010/wordprocessingShape">
-                    <wps:wsp>
-                      <wps:cNvSpPr/>
-                      <wps:spPr>
-                        <a:xfrm>
-                          <a:off x="0" y="0"/>
-                          <a:ext cx="1905120" cy="164520"/>
-                        </a:xfrm>
-                        <a:prstGeom prst="rect">
-                          <a:avLst/>
-                        </a:prstGeom>
-                        <a:solidFill>
-                          <a:srgbClr val="ffffff"/>
-                        </a:solidFill>
-                        <a:ln w="0">
-                          <a:noFill/>
-                        </a:ln>
-                      </wps:spPr>
-                      <wps:style>
-                        <a:lnRef idx="0"/>
-                        <a:fillRef idx="0"/>
-                        <a:effectRef idx="0"/>
-                        <a:fontRef idx="minor"/>
-                      </wps:style>
-                      <wps:bodyPr/>
-                    </wps:wsp>
-                  </a:graphicData>
-                </a:graphic>
-              </wp:anchor>
-            </w:drawing>
-          </mc:Choice>
-          <mc:Fallback>
-            <w:pict>
-              <v:rect id="shape_0" ID="Shape3" path="m0,0l-2147483645,0l-2147483645,-2147483646l0,-2147483646xe" fillcolor="white" stroked="f" o:allowincell="f" style="position:absolute;margin-left:426pt;margin-top:2.7pt;width:149.95pt;height:12.9pt;mso-wrap-style:none;v-text-anchor:middle;mso-position-horizontal-relative:page">
-                <v:fill o:detectmouseclick="t" type="solid" color2="black"/>
-                <v:stroke color="#3465a4" joinstyle="round" endcap="flat"/>
-                <w10:wrap type="none"/>
-              </v:rect>
-            </w:pict>
-          </mc:Fallback>
-        </mc:AlternateContent>
-      </w:r>
-      <w:r>
-        <w:rPr>
-          <w:b/>
-        </w:rPr>
-        <w:tab/>
+        <w:rPr>
+          <w:sz w:val="22"/>
+          <w:szCs w:val="22"/>
+        </w:rPr>
+      </w:pPr>
+      <w:r>
+        <w:rPr>
+          <w:b/>
+          <w:sz w:val="22"/>
+          <w:szCs w:val="22"/>
+        </w:rPr>
         <w:t xml:space="preserve"> </w:t>
+      </w:r>
+      <w:r>
+        <w:rPr>
+          <w:b/>
+          <w:sz w:val="22"/>
+          <w:szCs w:val="22"/>
+        </w:rPr>
+        <w:t xml:space="preserve">Experience </w:t>
         <w:tab/>
         <w:t xml:space="preserve">    </w:t>
         <w:tab/>
@@ -681,32 +485,148 @@
           <w:ilvl w:val="0"/>
           <w:numId w:val="1"/>
         </w:numPr>
-        <w:spacing w:before="1" w:after="0"/>
+        <w:spacing w:lineRule="auto" w:line="240" w:before="1" w:after="0"/>
         <w:jc w:val="left"/>
         <w:rPr>
-          <w:b/>
-          <w:sz w:val="26"/>
-          <w:szCs w:val="26"/>
-        </w:rPr>
-      </w:pPr>
-      <w:r>
-        <w:rPr>
-          <w:b/>
-          <w:sz w:val="26"/>
-          <w:szCs w:val="26"/>
-        </w:rPr>
-        <w:t xml:space="preserve">Neuromorphic </w:t>
-        <w:tab/>
-        <w:tab/>
-        <w:tab/>
-        <w:tab/>
-        <w:tab/>
-        <w:tab/>
-        <w:tab/>
-        <w:tab/>
-        <w:tab/>
-        <w:tab/>
-        <w:tab/>
+          <w:sz w:val="22"/>
+          <w:szCs w:val="22"/>
+        </w:rPr>
+      </w:pPr>
+      <w:r>
+        <w:rPr>
+          <w:b/>
+          <w:sz w:val="22"/>
+          <w:szCs w:val="22"/>
+        </w:rPr>
+        <w:t>Computer Architecture Design</w:t>
+        <w:tab/>
+        <w:tab/>
+        <w:tab/>
+        <w:tab/>
+        <w:tab/>
+        <w:tab/>
+        <w:t xml:space="preserve">      </w:t>
+        <w:tab/>
+        <w:t xml:space="preserve">                                     </w:t>
+      </w:r>
+      <w:r>
+        <w:rPr>
+          <w:b w:val="false"/>
+          <w:bCs w:val="false"/>
+          <w:sz w:val="22"/>
+          <w:szCs w:val="22"/>
+        </w:rPr>
+        <w:t>Golden, CO</w:t>
+      </w:r>
+    </w:p>
+    <w:p>
+      <w:pPr>
+        <w:pStyle w:val="BodyText"/>
+        <w:spacing w:lineRule="auto" w:line="240" w:before="1" w:after="0"/>
+        <w:jc w:val="left"/>
+        <w:rPr>
+          <w:sz w:val="22"/>
+          <w:szCs w:val="22"/>
+        </w:rPr>
+      </w:pPr>
+      <w:r>
+        <w:rPr>
+          <w:b/>
+          <w:sz w:val="22"/>
+          <w:szCs w:val="22"/>
+        </w:rPr>
+        <w:t>Bahar Lab</w:t>
+        <w:tab/>
+        <w:tab/>
+        <w:tab/>
+        <w:tab/>
+        <w:tab/>
+        <w:tab/>
+        <w:tab/>
+        <w:tab/>
+        <w:tab/>
+        <w:tab/>
+        <w:tab/>
+        <w:t xml:space="preserve">           Aug 2024 - Present</w:t>
+      </w:r>
+    </w:p>
+    <w:p>
+      <w:pPr>
+        <w:pStyle w:val="BodyText"/>
+        <w:spacing w:lineRule="auto" w:line="240" w:before="1" w:after="0"/>
+        <w:jc w:val="left"/>
+        <w:rPr>
+          <w:sz w:val="22"/>
+          <w:szCs w:val="22"/>
+        </w:rPr>
+      </w:pPr>
+      <w:r>
+        <w:rPr>
+          <w:b/>
+          <w:sz w:val="22"/>
+          <w:szCs w:val="22"/>
+        </w:rPr>
+        <w:t xml:space="preserve">  </w:t>
+      </w:r>
+      <w:r>
+        <w:rPr>
+          <w:b/>
+          <w:sz w:val="22"/>
+          <w:szCs w:val="22"/>
+        </w:rPr>
+        <w:t>Graduate Research Assistant</w:t>
+      </w:r>
+    </w:p>
+    <w:p>
+      <w:pPr>
+        <w:pStyle w:val="BodyText"/>
+        <w:numPr>
+          <w:ilvl w:val="0"/>
+          <w:numId w:val="3"/>
+        </w:numPr>
+        <w:spacing w:lineRule="auto" w:line="276" w:before="58" w:after="57"/>
+        <w:jc w:val="left"/>
+        <w:rPr>
+          <w:b w:val="false"/>
+          <w:bCs w:val="false"/>
+          <w:sz w:val="22"/>
+          <w:szCs w:val="22"/>
+        </w:rPr>
+      </w:pPr>
+      <w:r>
+        <w:rPr>
+          <w:b w:val="false"/>
+          <w:bCs w:val="false"/>
+          <w:sz w:val="22"/>
+          <w:szCs w:val="22"/>
+        </w:rPr>
+        <w:t>Secure Memory Architecture Design and Development for RISC-V Trusted Execution Environments</w:t>
+      </w:r>
+    </w:p>
+    <w:p>
+      <w:pPr>
+        <w:pStyle w:val="BodyText"/>
+        <w:numPr>
+          <w:ilvl w:val="0"/>
+          <w:numId w:val="3"/>
+        </w:numPr>
+        <w:spacing w:lineRule="auto" w:line="276" w:before="58" w:after="57"/>
+        <w:jc w:val="left"/>
+        <w:rPr>
+          <w:b w:val="false"/>
+          <w:bCs w:val="false"/>
+          <w:sz w:val="22"/>
+          <w:szCs w:val="22"/>
+        </w:rPr>
+      </w:pPr>
+      <w:r>
+        <w:rPr>
+          <w:b w:val="false"/>
+          <w:bCs w:val="false"/>
+          <w:sz w:val="22"/>
+          <w:szCs w:val="22"/>
+        </w:rPr>
+        <w:t>Modify, implement and verify RISC-V instructions within a simulated environment</w:t>
       </w:r>
     </w:p>
     <w:p>
@@ -716,15 +636,74 @@
           <w:ilvl w:val="0"/>
           <w:numId w:val="1"/>
         </w:numPr>
-        <w:spacing w:before="1" w:after="0"/>
+        <w:spacing w:lineRule="auto" w:line="240" w:before="1" w:after="0"/>
+        <w:ind w:hanging="0" w:left="0"/>
         <w:jc w:val="left"/>
-        <w:rPr/>
-      </w:pPr>
-      <w:r>
-        <w:rPr>
-          <w:b/>
-          <w:sz w:val="26"/>
-          <w:szCs w:val="26"/>
+        <w:rPr>
+          <w:sz w:val="22"/>
+          <w:szCs w:val="22"/>
+        </w:rPr>
+      </w:pPr>
+      <w:r>
+        <w:rPr>
+          <w:sz w:val="22"/>
+          <w:szCs w:val="22"/>
+        </w:rPr>
+      </w:r>
+    </w:p>
+    <w:p>
+      <w:pPr>
+        <w:pStyle w:val="Heading1"/>
+        <w:numPr>
+          <w:ilvl w:val="0"/>
+          <w:numId w:val="1"/>
+        </w:numPr>
+        <w:spacing w:lineRule="auto" w:line="240" w:before="1" w:after="0"/>
+        <w:jc w:val="left"/>
+        <w:rPr>
+          <w:sz w:val="22"/>
+          <w:szCs w:val="22"/>
+        </w:rPr>
+      </w:pPr>
+      <w:r>
+        <w:rPr>
+          <w:b/>
+          <w:sz w:val="22"/>
+          <w:szCs w:val="22"/>
+        </w:rPr>
+        <w:t xml:space="preserve">Neuromorphic </w:t>
+        <w:tab/>
+        <w:tab/>
+        <w:tab/>
+        <w:tab/>
+        <w:tab/>
+        <w:tab/>
+        <w:tab/>
+        <w:tab/>
+        <w:tab/>
+        <w:tab/>
+        <w:tab/>
+      </w:r>
+    </w:p>
+    <w:p>
+      <w:pPr>
+        <w:pStyle w:val="Heading1"/>
+        <w:numPr>
+          <w:ilvl w:val="0"/>
+          <w:numId w:val="1"/>
+        </w:numPr>
+        <w:spacing w:lineRule="auto" w:line="240" w:before="1" w:after="0"/>
+        <w:jc w:val="left"/>
+        <w:rPr>
+          <w:sz w:val="22"/>
+          <w:szCs w:val="22"/>
+        </w:rPr>
+      </w:pPr>
+      <w:r>
+        <w:rPr>
+          <w:b/>
+          <w:sz w:val="22"/>
+          <w:szCs w:val="22"/>
         </w:rPr>
         <w:t>Computing (TENNLab)</w:t>
         <w:tab/>
@@ -736,16 +715,16 @@
         <w:tab/>
         <w:tab/>
         <w:tab/>
-        <w:t xml:space="preserve">  </w:t>
-        <w:tab/>
-        <w:t xml:space="preserve">  </w:t>
+        <w:t xml:space="preserve">           </w:t>
+        <w:tab/>
+        <w:t xml:space="preserve">      </w:t>
       </w:r>
       <w:r>
         <w:rPr>
           <w:b w:val="false"/>
           <w:bCs w:val="false"/>
-          <w:sz w:val="26"/>
-          <w:szCs w:val="26"/>
+          <w:sz w:val="22"/>
+          <w:szCs w:val="22"/>
         </w:rPr>
         <w:t>Knoxville, TN</w:t>
       </w:r>
@@ -757,36 +736,39 @@
           <w:tab w:val="clear" w:pos="720"/>
           <w:tab w:val="left" w:pos="8622" w:leader="none"/>
         </w:tabs>
-        <w:spacing w:lineRule="exact" w:line="251"/>
+        <w:spacing w:lineRule="auto" w:line="240"/>
         <w:ind w:hanging="0" w:left="120" w:right="0"/>
-        <w:rPr/>
-      </w:pPr>
-      <w:r>
-        <w:rPr>
-          <w:b/>
-          <w:sz w:val="26"/>
-          <w:szCs w:val="26"/>
+        <w:rPr>
+          <w:sz w:val="22"/>
+          <w:szCs w:val="22"/>
+        </w:rPr>
+      </w:pPr>
+      <w:r>
+        <w:rPr>
+          <w:b/>
+          <w:sz w:val="22"/>
+          <w:szCs w:val="22"/>
         </w:rPr>
         <w:t xml:space="preserve"> </w:t>
       </w:r>
       <w:r>
         <w:rPr>
           <w:b/>
-          <w:sz w:val="26"/>
-          <w:szCs w:val="26"/>
+          <w:sz w:val="22"/>
+          <w:szCs w:val="22"/>
         </w:rPr>
         <w:t>Undergraduate Research Assistant</w:t>
         <w:tab/>
-        <w:t xml:space="preserve">       </w:t>
+        <w:t xml:space="preserve">          </w:t>
       </w:r>
       <w:r>
         <w:rPr>
           <w:b/>
           <w:spacing w:val="-6"/>
-          <w:sz w:val="26"/>
-          <w:szCs w:val="26"/>
-        </w:rPr>
-        <w:t>Dec 2022 - Present</w:t>
+          <w:sz w:val="22"/>
+          <w:szCs w:val="22"/>
+        </w:rPr>
+        <w:t>Dec 2022 – Aug 2024</w:t>
       </w:r>
     </w:p>
     <w:p>
@@ -802,20 +784,22 @@
           <w:tab w:val="left" w:pos="840" w:leader="none"/>
           <w:tab w:val="left" w:pos="841" w:leader="none"/>
         </w:tabs>
-        <w:spacing w:lineRule="exact" w:line="264" w:before="0" w:after="160"/>
+        <w:spacing w:lineRule="auto" w:line="240" w:before="0" w:after="160"/>
         <w:ind w:hanging="361" w:left="840" w:right="0"/>
         <w:jc w:val="left"/>
         <w:rPr>
-          <w:sz w:val="26"/>
-          <w:szCs w:val="26"/>
+          <w:sz w:val="22"/>
+          <w:szCs w:val="22"/>
         </w:rPr>
       </w:pPr>
       <w:r>
         <w:rPr>
           <w:rFonts w:eastAsia="Adobe Myungjo Std M" w:cs="Times new roman" w:ascii="Times new roman" w:hAnsi="Times new roman"/>
+          <w:b w:val="false"/>
+          <w:bCs w:val="false"/>
           <w:kern w:val="0"/>
-          <w:sz w:val="26"/>
-          <w:szCs w:val="26"/>
+          <w:sz w:val="22"/>
+          <w:szCs w:val="22"/>
           <w:lang w:val="en-US" w:eastAsia="ja-JP" w:bidi="ar-SA"/>
         </w:rPr>
         <w:t>Mathematical Modeling for Dual Fuel Diesel-Ammonia Combustion Engines in a collaborative project with Oak Ridge National Research Lab (ORNL)</w:t>
@@ -834,20 +818,20 @@
           <w:tab w:val="left" w:pos="840" w:leader="none"/>
           <w:tab w:val="left" w:pos="841" w:leader="none"/>
         </w:tabs>
-        <w:spacing w:lineRule="exact" w:line="264" w:before="0" w:after="160"/>
+        <w:spacing w:lineRule="auto" w:line="240" w:before="0" w:after="160"/>
         <w:ind w:hanging="361" w:left="840" w:right="0"/>
         <w:jc w:val="left"/>
         <w:rPr>
-          <w:sz w:val="26"/>
-          <w:szCs w:val="26"/>
+          <w:sz w:val="22"/>
+          <w:szCs w:val="22"/>
         </w:rPr>
       </w:pPr>
       <w:r>
         <w:rPr>
           <w:rFonts w:eastAsia="Adobe Myungjo Std M" w:cs="Times new roman" w:ascii="Times new roman" w:hAnsi="Times new roman"/>
           <w:kern w:val="0"/>
-          <w:sz w:val="26"/>
-          <w:szCs w:val="26"/>
+          <w:sz w:val="22"/>
+          <w:szCs w:val="22"/>
           <w:lang w:val="en-US" w:eastAsia="ja-JP" w:bidi="ar-SA"/>
         </w:rPr>
         <w:t>Embedded computing and control applications using spiking neural networks within the TENNLab neuromorphic framework</w:t>
@@ -866,12 +850,12 @@
           <w:tab w:val="left" w:pos="840" w:leader="none"/>
           <w:tab w:val="left" w:pos="841" w:leader="none"/>
         </w:tabs>
-        <w:spacing w:lineRule="exact" w:line="264" w:before="0" w:after="160"/>
+        <w:spacing w:lineRule="auto" w:line="240" w:before="0" w:after="160"/>
         <w:ind w:hanging="361" w:left="840" w:right="0"/>
         <w:jc w:val="left"/>
         <w:rPr>
-          <w:b w:val="false"/>
-          <w:bCs w:val="false"/>
+          <w:sz w:val="22"/>
+          <w:szCs w:val="22"/>
         </w:rPr>
       </w:pPr>
       <w:r>
@@ -880,8 +864,8 @@
           <w:b w:val="false"/>
           <w:bCs w:val="false"/>
           <w:kern w:val="0"/>
-          <w:sz w:val="26"/>
-          <w:szCs w:val="26"/>
+          <w:sz w:val="22"/>
+          <w:szCs w:val="22"/>
           <w:lang w:val="en-US" w:eastAsia="ja-JP" w:bidi="ar-SA"/>
         </w:rPr>
         <w:t>Robotic design for swarming robotics applications</w:t>
@@ -894,19 +878,18 @@
           <w:tab w:val="clear" w:pos="720"/>
           <w:tab w:val="left" w:pos="8621" w:leader="none"/>
         </w:tabs>
-        <w:spacing w:lineRule="exact" w:line="251" w:before="11" w:after="0"/>
+        <w:spacing w:lineRule="auto" w:line="240" w:before="11" w:after="0"/>
         <w:ind w:hanging="0" w:right="0"/>
         <w:rPr>
-          <w:b/>
-          <w:sz w:val="26"/>
-          <w:szCs w:val="26"/>
-        </w:rPr>
-      </w:pPr>
-      <w:r>
-        <w:rPr>
-          <w:b/>
-          <w:sz w:val="26"/>
-          <w:szCs w:val="26"/>
+          <w:sz w:val="22"/>
+          <w:szCs w:val="22"/>
+        </w:rPr>
+      </w:pPr>
+      <w:r>
+        <w:rPr>
+          <w:b/>
+          <w:sz w:val="22"/>
+          <w:szCs w:val="22"/>
         </w:rPr>
         <w:t xml:space="preserve">Electrochemical Energy </w:t>
       </w:r>
@@ -918,32 +901,31 @@
           <w:tab w:val="clear" w:pos="720"/>
           <w:tab w:val="left" w:pos="8621" w:leader="none"/>
         </w:tabs>
-        <w:spacing w:lineRule="exact" w:line="251" w:before="11" w:after="0"/>
+        <w:spacing w:lineRule="auto" w:line="240" w:before="11" w:after="0"/>
         <w:ind w:hanging="0" w:right="0"/>
         <w:rPr>
-          <w:b/>
-          <w:sz w:val="26"/>
-          <w:szCs w:val="26"/>
-        </w:rPr>
-      </w:pPr>
-      <w:r>
-        <w:rPr>
-          <w:b/>
-          <w:sz w:val="26"/>
-          <w:szCs w:val="26"/>
+          <w:sz w:val="22"/>
+          <w:szCs w:val="22"/>
+        </w:rPr>
+      </w:pPr>
+      <w:r>
+        <w:rPr>
+          <w:b/>
+          <w:sz w:val="22"/>
+          <w:szCs w:val="22"/>
         </w:rPr>
         <w:t>Conversion and Storage Lab (EESCL)</w:t>
         <w:tab/>
         <w:tab/>
         <w:tab/>
-        <w:t xml:space="preserve">  </w:t>
+        <w:t xml:space="preserve">       </w:t>
       </w:r>
       <w:r>
         <w:rPr>
           <w:b w:val="false"/>
           <w:bCs w:val="false"/>
-          <w:sz w:val="26"/>
-          <w:szCs w:val="26"/>
+          <w:sz w:val="22"/>
+          <w:szCs w:val="22"/>
         </w:rPr>
         <w:t>Knoxville, TN</w:t>
       </w:r>
@@ -955,32 +937,30 @@
           <w:tab w:val="clear" w:pos="720"/>
           <w:tab w:val="left" w:pos="8621" w:leader="none"/>
         </w:tabs>
-        <w:spacing w:lineRule="exact" w:line="251" w:before="11" w:after="0"/>
+        <w:spacing w:lineRule="auto" w:line="240" w:before="11" w:after="0"/>
         <w:ind w:hanging="0" w:left="174" w:right="0"/>
         <w:rPr>
-          <w:b/>
-          <w:sz w:val="26"/>
-          <w:szCs w:val="26"/>
-        </w:rPr>
-      </w:pPr>
-      <w:r>
-        <w:rPr>
-          <w:b/>
-          <w:sz w:val="26"/>
-          <w:szCs w:val="26"/>
+          <w:sz w:val="22"/>
+          <w:szCs w:val="22"/>
+        </w:rPr>
+      </w:pPr>
+      <w:r>
+        <w:rPr>
+          <w:b/>
+          <w:sz w:val="22"/>
+          <w:szCs w:val="22"/>
         </w:rPr>
         <w:t xml:space="preserve"> </w:t>
       </w:r>
       <w:r>
         <w:rPr>
           <w:b/>
-          <w:sz w:val="26"/>
-          <w:szCs w:val="26"/>
+          <w:sz w:val="22"/>
+          <w:szCs w:val="22"/>
         </w:rPr>
         <w:t>Undergraduate Research Assistant</w:t>
         <w:tab/>
-        <w:tab/>
-        <w:t>Aug 2022 – May 2024</w:t>
+        <w:t xml:space="preserve">       Aug 2022 – May 2024</w:t>
       </w:r>
     </w:p>
     <w:p>
@@ -993,17 +973,20 @@
         </w:numPr>
         <w:spacing w:lineRule="auto" w:line="240" w:before="0" w:after="160"/>
         <w:jc w:val="left"/>
-        <w:rPr/>
+        <w:rPr>
+          <w:sz w:val="22"/>
+          <w:szCs w:val="22"/>
+        </w:rPr>
       </w:pPr>
       <w:r>
         <w:rPr>
           <w:rFonts w:eastAsia="Adobe Myungjo Std M" w:cs="Times new roman" w:ascii="Times new roman" w:hAnsi="Times new roman"/>
           <w:kern w:val="0"/>
-          <w:sz w:val="26"/>
-          <w:szCs w:val="26"/>
+          <w:sz w:val="22"/>
+          <w:szCs w:val="22"/>
           <w:lang w:val="en-US" w:eastAsia="ja-JP" w:bidi="ar-SA"/>
         </w:rPr>
-        <w:t>Modeling of two-phase flow for hydrogen electrolyzer research applications</w:t>
+        <w:t>Computational Fluid Dynamics (CFD) Modeling of two-phase flow for hydrogen electrolyzer research applications</w:t>
       </w:r>
     </w:p>
     <w:p>
@@ -1016,14 +999,17 @@
         </w:numPr>
         <w:spacing w:lineRule="auto" w:line="240" w:before="0" w:after="160"/>
         <w:jc w:val="left"/>
-        <w:rPr/>
+        <w:rPr>
+          <w:sz w:val="22"/>
+          <w:szCs w:val="22"/>
+        </w:rPr>
       </w:pPr>
       <w:r>
         <w:rPr>
           <w:rFonts w:eastAsia="Adobe Myungjo Std M" w:cs="Times new roman" w:ascii="Times new roman" w:hAnsi="Times new roman"/>
           <w:kern w:val="0"/>
-          <w:sz w:val="26"/>
-          <w:szCs w:val="26"/>
+          <w:sz w:val="22"/>
+          <w:szCs w:val="22"/>
           <w:lang w:val="en-US" w:eastAsia="ja-JP" w:bidi="ar-SA"/>
         </w:rPr>
         <w:t>Web development for interactive dynamic data visualization tools</w:t>
@@ -1046,19 +1032,16 @@
         <w:ind w:hanging="360" w:left="839" w:right="482"/>
         <w:jc w:val="left"/>
         <w:rPr>
-          <w:rFonts w:ascii="Times new roman" w:hAnsi="Times new roman" w:eastAsia="Adobe Myungjo Std M" w:cs="Times new roman"/>
-          <w:kern w:val="0"/>
-          <w:sz w:val="26"/>
-          <w:szCs w:val="26"/>
-          <w:lang w:val="en-US" w:eastAsia="ja-JP" w:bidi="ar-SA"/>
+          <w:sz w:val="22"/>
+          <w:szCs w:val="22"/>
         </w:rPr>
       </w:pPr>
       <w:r>
         <w:rPr>
           <w:rFonts w:eastAsia="Adobe Myungjo Std M" w:cs="Times new roman" w:ascii="Times new roman" w:hAnsi="Times new roman"/>
           <w:kern w:val="0"/>
-          <w:sz w:val="26"/>
-          <w:szCs w:val="26"/>
+          <w:sz w:val="22"/>
+          <w:szCs w:val="22"/>
           <w:lang w:val="en-US" w:eastAsia="ja-JP" w:bidi="ar-SA"/>
         </w:rPr>
         <w:t>Design a user interface for energy storage and power delivery system requirements</w:t>
@@ -1071,23 +1054,27 @@
           <w:tab w:val="clear" w:pos="720"/>
           <w:tab w:val="left" w:pos="10005" w:leader="none"/>
         </w:tabs>
+        <w:spacing w:lineRule="auto" w:line="240"/>
         <w:ind w:hanging="0" w:right="0"/>
-        <w:rPr/>
-      </w:pPr>
-      <w:r>
-        <w:rPr>
-          <w:b/>
-          <w:sz w:val="26"/>
-          <w:szCs w:val="26"/>
-        </w:rPr>
-        <w:t xml:space="preserve">Eck-Lectric Ind.                                                                                                                      </w:t>
+        <w:rPr>
+          <w:sz w:val="22"/>
+          <w:szCs w:val="22"/>
+        </w:rPr>
+      </w:pPr>
+      <w:r>
+        <w:rPr>
+          <w:b/>
+          <w:sz w:val="22"/>
+          <w:szCs w:val="22"/>
+        </w:rPr>
+        <w:t xml:space="preserve">Eck-Lectric Ind.                                                                                                                                                     </w:t>
       </w:r>
       <w:r>
         <w:rPr>
           <w:b w:val="false"/>
           <w:bCs w:val="false"/>
-          <w:sz w:val="26"/>
-          <w:szCs w:val="26"/>
+          <w:sz w:val="22"/>
+          <w:szCs w:val="22"/>
         </w:rPr>
         <w:t>Knoxville, TN</w:t>
       </w:r>
@@ -1099,28 +1086,31 @@
           <w:tab w:val="clear" w:pos="720"/>
           <w:tab w:val="left" w:pos="8621" w:leader="none"/>
         </w:tabs>
-        <w:spacing w:lineRule="exact" w:line="251" w:before="11" w:after="0"/>
+        <w:spacing w:lineRule="auto" w:line="240" w:before="11" w:after="0"/>
         <w:ind w:hanging="0" w:left="119" w:right="0"/>
-        <w:rPr/>
-      </w:pPr>
-      <w:r>
-        <w:rPr>
-          <w:b/>
-          <w:sz w:val="26"/>
-          <w:szCs w:val="26"/>
+        <w:rPr>
+          <w:sz w:val="22"/>
+          <w:szCs w:val="22"/>
+        </w:rPr>
+      </w:pPr>
+      <w:r>
+        <w:rPr>
+          <w:b/>
+          <w:sz w:val="22"/>
+          <w:szCs w:val="22"/>
         </w:rPr>
         <w:t xml:space="preserve"> </w:t>
       </w:r>
       <w:r>
         <w:rPr>
           <w:b/>
-          <w:sz w:val="26"/>
-          <w:szCs w:val="26"/>
+          <w:sz w:val="22"/>
+          <w:szCs w:val="22"/>
         </w:rPr>
         <w:t>Mechanical Engineering Intern</w:t>
         <w:tab/>
         <w:tab/>
-        <w:t xml:space="preserve">    Oct 2022-Dec 2022</w:t>
+        <w:t xml:space="preserve">           Oct 2022-Dec 2022</w:t>
         <w:tab/>
       </w:r>
     </w:p>
@@ -1137,23 +1127,20 @@
           <w:tab w:val="left" w:pos="839" w:leader="none"/>
           <w:tab w:val="left" w:pos="840" w:leader="none"/>
         </w:tabs>
-        <w:spacing w:lineRule="auto" w:line="252" w:before="0" w:after="160"/>
+        <w:spacing w:lineRule="auto" w:line="240" w:before="0" w:after="160"/>
         <w:ind w:hanging="360" w:left="839" w:right="962"/>
         <w:jc w:val="left"/>
         <w:rPr>
-          <w:rFonts w:ascii="Times new roman" w:hAnsi="Times new roman" w:eastAsia="Adobe Myungjo Std M" w:cs="Times new roman"/>
-          <w:kern w:val="0"/>
-          <w:sz w:val="26"/>
-          <w:szCs w:val="26"/>
-          <w:lang w:val="en-US" w:eastAsia="ja-JP" w:bidi="ar-SA"/>
+          <w:sz w:val="22"/>
+          <w:szCs w:val="22"/>
         </w:rPr>
       </w:pPr>
       <w:r>
         <w:rPr>
           <w:rFonts w:eastAsia="Adobe Myungjo Std M" w:cs="Times new roman" w:ascii="Times new roman" w:hAnsi="Times new roman"/>
           <w:kern w:val="0"/>
-          <w:sz w:val="26"/>
-          <w:szCs w:val="26"/>
+          <w:sz w:val="22"/>
+          <w:szCs w:val="22"/>
           <w:lang w:val="en-US" w:eastAsia="ja-JP" w:bidi="ar-SA"/>
         </w:rPr>
         <w:t>Assist in original product design for patent development</w:t>
@@ -1171,16 +1158,19 @@
           <w:tab w:val="left" w:pos="840" w:leader="none"/>
           <w:tab w:val="left" w:pos="841" w:leader="none"/>
         </w:tabs>
-        <w:spacing w:lineRule="exact" w:line="264"/>
+        <w:spacing w:lineRule="auto" w:line="240"/>
         <w:ind w:hanging="0" w:left="0" w:right="0"/>
-        <w:rPr/>
+        <w:rPr>
+          <w:sz w:val="22"/>
+          <w:szCs w:val="22"/>
+        </w:rPr>
       </w:pPr>
       <w:r>
         <w:rPr>
           <w:b/>
           <w:bCs/>
-          <w:sz w:val="26"/>
-          <w:szCs w:val="26"/>
+          <w:sz w:val="22"/>
+          <w:szCs w:val="22"/>
         </w:rPr>
         <w:t xml:space="preserve">Shaw Ind. </w:t>
       </w:r>
@@ -1188,8 +1178,8 @@
         <w:rPr>
           <w:b w:val="false"/>
           <w:bCs w:val="false"/>
-          <w:sz w:val="26"/>
-          <w:szCs w:val="26"/>
+          <w:sz w:val="22"/>
+          <w:szCs w:val="22"/>
         </w:rPr>
         <w:t xml:space="preserve"> </w:t>
         <w:tab/>
@@ -1203,7 +1193,7 @@
         <w:tab/>
         <w:tab/>
         <w:tab/>
-        <w:t xml:space="preserve">                 Dalton, GA</w:t>
+        <w:t xml:space="preserve">                        Dalton, GA</w:t>
       </w:r>
     </w:p>
     <w:p>
@@ -1218,16 +1208,19 @@
           <w:tab w:val="left" w:pos="840" w:leader="none"/>
           <w:tab w:val="left" w:pos="841" w:leader="none"/>
         </w:tabs>
-        <w:spacing w:lineRule="exact" w:line="264"/>
+        <w:spacing w:lineRule="auto" w:line="240"/>
         <w:ind w:hanging="0" w:left="0" w:right="0"/>
-        <w:rPr/>
+        <w:rPr>
+          <w:sz w:val="22"/>
+          <w:szCs w:val="22"/>
+        </w:rPr>
       </w:pPr>
       <w:r>
         <w:rPr>
           <w:b w:val="false"/>
           <w:bCs w:val="false"/>
-          <w:sz w:val="26"/>
-          <w:szCs w:val="26"/>
+          <w:sz w:val="22"/>
+          <w:szCs w:val="22"/>
         </w:rPr>
         <w:t xml:space="preserve">    </w:t>
       </w:r>
@@ -1237,8 +1230,8 @@
           <w:bCs/>
           <w:i w:val="false"/>
           <w:iCs w:val="false"/>
-          <w:sz w:val="26"/>
-          <w:szCs w:val="26"/>
+          <w:sz w:val="22"/>
+          <w:szCs w:val="22"/>
         </w:rPr>
         <w:t>Process Engineering Co-op</w:t>
       </w:r>
@@ -1246,24 +1239,24 @@
         <w:rPr>
           <w:b w:val="false"/>
           <w:bCs w:val="false"/>
-          <w:sz w:val="26"/>
-          <w:szCs w:val="26"/>
-        </w:rPr>
-        <w:tab/>
-        <w:tab/>
-        <w:tab/>
-        <w:tab/>
-        <w:tab/>
-        <w:tab/>
-        <w:tab/>
-        <w:t xml:space="preserve">          </w:t>
+          <w:sz w:val="22"/>
+          <w:szCs w:val="22"/>
+        </w:rPr>
+        <w:tab/>
+        <w:tab/>
+        <w:tab/>
+        <w:tab/>
+        <w:tab/>
+        <w:tab/>
+        <w:tab/>
+        <w:t xml:space="preserve">                                </w:t>
       </w:r>
       <w:r>
         <w:rPr>
           <w:b/>
           <w:bCs/>
-          <w:sz w:val="26"/>
-          <w:szCs w:val="26"/>
+          <w:sz w:val="22"/>
+          <w:szCs w:val="22"/>
         </w:rPr>
         <w:t>May 2022 – Aug 2022</w:t>
       </w:r>
@@ -1280,21 +1273,19 @@
           <w:tab w:val="left" w:pos="840" w:leader="none"/>
           <w:tab w:val="left" w:pos="841" w:leader="none"/>
         </w:tabs>
-        <w:spacing w:lineRule="exact" w:line="264"/>
+        <w:spacing w:lineRule="auto" w:line="240"/>
         <w:ind w:hanging="361" w:left="840" w:right="0"/>
+        <w:rPr>
+          <w:sz w:val="22"/>
+          <w:szCs w:val="22"/>
+        </w:rPr>
+      </w:pPr>
+      <w:r>
         <w:rPr>
           <w:b w:val="false"/>
           <w:bCs w:val="false"/>
-          <w:sz w:val="26"/>
-          <w:szCs w:val="26"/>
-        </w:rPr>
-      </w:pPr>
-      <w:r>
-        <w:rPr>
-          <w:b w:val="false"/>
-          <w:bCs w:val="false"/>
-          <w:sz w:val="26"/>
-          <w:szCs w:val="26"/>
+          <w:sz w:val="22"/>
+          <w:szCs w:val="22"/>
         </w:rPr>
         <w:t>Process improvement projects in a manufacturing environment focusing on waste management, safety and process optimization</w:t>
       </w:r>
@@ -1311,23 +1302,22 @@
           <w:tab w:val="left" w:pos="840" w:leader="none"/>
           <w:tab w:val="left" w:pos="841" w:leader="none"/>
         </w:tabs>
-        <w:spacing w:lineRule="exact" w:line="264"/>
-        <w:ind w:hanging="0" w:left="1199" w:right="0"/>
+        <w:spacing w:lineRule="auto" w:line="240"/>
+        <w:ind w:hanging="0" w:left="0" w:right="0"/>
+        <w:jc w:val="center"/>
+        <w:rPr>
+          <w:sz w:val="22"/>
+          <w:szCs w:val="22"/>
+        </w:rPr>
+      </w:pPr>
+      <w:r>
         <w:rPr>
           <w:b/>
           <w:bCs/>
-          <w:sz w:val="26"/>
-          <w:szCs w:val="26"/>
-        </w:rPr>
-      </w:pPr>
-      <w:r>
-        <w:rPr>
-          <w:b/>
-          <w:bCs/>
-          <w:sz w:val="26"/>
-          <w:szCs w:val="26"/>
-        </w:rPr>
-        <w:t xml:space="preserve"> </w:t>
+          <w:sz w:val="22"/>
+          <w:szCs w:val="22"/>
+        </w:rPr>
+        <w:t>Awards</w:t>
       </w:r>
     </w:p>
     <w:p>
@@ -1342,24 +1332,21 @@
           <w:tab w:val="left" w:pos="840" w:leader="none"/>
           <w:tab w:val="left" w:pos="841" w:leader="none"/>
         </w:tabs>
-        <w:spacing w:lineRule="exact" w:line="264"/>
-        <w:ind w:hanging="0" w:left="0" w:right="0"/>
-        <w:jc w:val="center"/>
-        <w:rPr>
+        <w:spacing w:lineRule="auto" w:line="240"/>
+        <w:ind w:hanging="0" w:left="720" w:right="0"/>
+        <w:jc w:val="left"/>
+        <w:rPr>
+          <w:rFonts w:ascii="Times new roman" w:hAnsi="Times new roman"/>
           <w:b/>
           <w:bCs/>
-          <w:sz w:val="26"/>
-          <w:szCs w:val="26"/>
-        </w:rPr>
-      </w:pPr>
-      <w:r>
-        <w:rPr>
+        </w:rPr>
+      </w:pPr>
+      <w:r>
+        <w:rPr>
+          <w:rFonts w:ascii="Times new roman" w:hAnsi="Times new roman"/>
           <w:b/>
           <w:bCs/>
-          <w:sz w:val="26"/>
-          <w:szCs w:val="22"/>
-        </w:rPr>
-        <w:t>Awards</w:t>
+        </w:rPr>
       </w:r>
     </w:p>
     <w:p>
@@ -1374,54 +1361,18 @@
           <w:tab w:val="left" w:pos="840" w:leader="none"/>
           <w:tab w:val="left" w:pos="841" w:leader="none"/>
         </w:tabs>
-        <w:spacing w:lineRule="exact" w:line="264"/>
-        <w:ind w:hanging="0" w:left="0" w:right="0"/>
+        <w:spacing w:lineRule="auto" w:line="240"/>
+        <w:ind w:hanging="0" w:left="720" w:right="0"/>
         <w:jc w:val="center"/>
-        <w:rPr>
-          <w:b/>
-          <w:bCs/>
-          <w:sz w:val="26"/>
-          <w:szCs w:val="26"/>
-        </w:rPr>
-      </w:pPr>
-      <w:r>
-        <w:rPr>
-          <w:b/>
-          <w:bCs/>
-          <w:sz w:val="26"/>
-          <w:szCs w:val="26"/>
-        </w:rPr>
-      </w:r>
-    </w:p>
-    <w:p>
-      <w:pPr>
-        <w:pStyle w:val="ListParagraph"/>
-        <w:numPr>
-          <w:ilvl w:val="0"/>
-          <w:numId w:val="3"/>
-        </w:numPr>
-        <w:tabs>
-          <w:tab w:val="clear" w:pos="720"/>
-          <w:tab w:val="left" w:pos="840" w:leader="none"/>
-          <w:tab w:val="left" w:pos="841" w:leader="none"/>
-        </w:tabs>
-        <w:spacing w:lineRule="exact" w:line="264"/>
-        <w:ind w:hanging="360" w:left="720" w:right="0"/>
-        <w:jc w:val="left"/>
-        <w:rPr>
-          <w:b/>
-          <w:bCs/>
-          <w:sz w:val="26"/>
-          <w:szCs w:val="26"/>
-        </w:rPr>
+        <w:rPr/>
       </w:pPr>
       <w:r>
         <w:rPr>
           <w:rFonts w:ascii="Times new roman" w:hAnsi="Times new roman"/>
           <w:b w:val="false"/>
           <w:bCs w:val="false"/>
-          <w:sz w:val="26"/>
-          <w:szCs w:val="26"/>
+          <w:sz w:val="22"/>
+          <w:szCs w:val="22"/>
         </w:rPr>
         <w:t>EnergyTech University Prize 2023 Bonus Prize finalist</w:t>
       </w:r>
@@ -1430,8 +1381,8 @@
           <w:rFonts w:ascii="Times new roman" w:hAnsi="Times new roman"/>
           <w:b/>
           <w:bCs/>
-          <w:sz w:val="26"/>
-          <w:szCs w:val="26"/>
+          <w:sz w:val="22"/>
+          <w:szCs w:val="22"/>
         </w:rPr>
         <w:t xml:space="preserve"> </w:t>
       </w:r>
@@ -1440,8 +1391,8 @@
           <w:rFonts w:ascii="Times new roman" w:hAnsi="Times new roman"/>
           <w:b w:val="false"/>
           <w:bCs w:val="false"/>
-          <w:sz w:val="26"/>
-          <w:szCs w:val="26"/>
+          <w:sz w:val="22"/>
+          <w:szCs w:val="22"/>
         </w:rPr>
         <w:t>(Eck-Lectric)</w:t>
       </w:r>
@@ -1458,41 +1409,40 @@
           <w:tab w:val="left" w:pos="840" w:leader="none"/>
           <w:tab w:val="left" w:pos="841" w:leader="none"/>
         </w:tabs>
-        <w:spacing w:lineRule="exact" w:line="264"/>
-        <w:ind w:hanging="0" w:left="1199" w:right="0"/>
-        <w:rPr>
-          <w:b/>
-          <w:bCs/>
-          <w:sz w:val="26"/>
-          <w:szCs w:val="26"/>
-        </w:rPr>
-      </w:pPr>
-      <w:r>
-        <w:rPr>
-          <w:b/>
-          <w:bCs/>
-          <w:sz w:val="26"/>
-          <w:szCs w:val="26"/>
-        </w:rPr>
-        <w:t xml:space="preserve">  </w:t>
+        <w:spacing w:lineRule="auto" w:line="240"/>
+        <w:ind w:hanging="0" w:left="720" w:right="0"/>
+        <w:jc w:val="left"/>
+        <w:rPr>
+          <w:rFonts w:ascii="Times new roman" w:hAnsi="Times new roman"/>
+          <w:b w:val="false"/>
+          <w:bCs w:val="false"/>
+        </w:rPr>
+      </w:pPr>
+      <w:r>
+        <w:rPr>
+          <w:rFonts w:ascii="Times new roman" w:hAnsi="Times new roman"/>
+          <w:b w:val="false"/>
+          <w:bCs w:val="false"/>
+        </w:rPr>
       </w:r>
     </w:p>
     <w:p>
       <w:pPr>
         <w:pStyle w:val="Normal"/>
+        <w:spacing w:lineRule="auto" w:line="240"/>
         <w:ind w:hanging="0" w:left="0" w:right="0"/>
         <w:jc w:val="center"/>
         <w:rPr>
-          <w:sz w:val="28"/>
-          <w:szCs w:val="28"/>
+          <w:sz w:val="22"/>
+          <w:szCs w:val="22"/>
         </w:rPr>
       </w:pPr>
       <w:r>
         <w:rPr>
           <w:b/>
           <w:bCs/>
-          <w:sz w:val="28"/>
-          <w:szCs w:val="28"/>
+          <w:sz w:val="22"/>
+          <w:szCs w:val="22"/>
         </w:rPr>
         <w:t>Computer Skills</w:t>
       </w:r>
@@ -1500,16 +1450,17 @@
     <w:p>
       <w:pPr>
         <w:pStyle w:val="BodyText"/>
+        <w:spacing w:lineRule="auto" w:line="240"/>
         <w:ind w:hanging="0" w:left="120" w:right="0"/>
         <w:rPr>
-          <w:sz w:val="24"/>
-          <w:szCs w:val="24"/>
-        </w:rPr>
-      </w:pPr>
-      <w:r>
-        <w:rPr>
-          <w:sz w:val="24"/>
-          <w:szCs w:val="24"/>
+          <w:sz w:val="22"/>
+          <w:szCs w:val="22"/>
+        </w:rPr>
+      </w:pPr>
+      <w:r>
+        <w:rPr>
+          <w:sz w:val="22"/>
+          <w:szCs w:val="22"/>
         </w:rPr>
       </w:r>
     </w:p>
@@ -1528,44 +1479,22 @@
     <w:p>
       <w:pPr>
         <w:pStyle w:val="BodyText"/>
+        <w:spacing w:lineRule="auto" w:line="240"/>
         <w:ind w:hanging="0" w:left="120" w:right="0"/>
         <w:rPr>
-          <w:sz w:val="26"/>
-          <w:szCs w:val="26"/>
-        </w:rPr>
-      </w:pPr>
-      <w:r>
-        <w:rPr>
-          <w:sz w:val="24"/>
-          <w:szCs w:val="24"/>
-        </w:rPr>
-        <w:tab/>
-        <w:t>C/</w:t>
-      </w:r>
-      <w:r>
-        <w:rPr>
-          <w:sz w:val="26"/>
-          <w:szCs w:val="26"/>
-        </w:rPr>
-        <w:t xml:space="preserve">C++ | Python | Java | MATLAB | Solidworks/Onshape | Linux/Unix | Git | Raspberry Pi </w:t>
-      </w:r>
-    </w:p>
-    <w:p>
-      <w:pPr>
-        <w:pStyle w:val="BodyText"/>
-        <w:ind w:hanging="0" w:left="120" w:right="0"/>
-        <w:rPr>
-          <w:sz w:val="26"/>
-          <w:szCs w:val="26"/>
-        </w:rPr>
-      </w:pPr>
-      <w:r>
-        <w:rPr>
-          <w:sz w:val="26"/>
-          <w:szCs w:val="26"/>
-        </w:rPr>
-        <w:tab/>
-        <w:t>HTML/CSS | RISC-V Assembly | Shell Scripting | SLURM | SIMD</w:t>
+          <w:sz w:val="22"/>
+          <w:szCs w:val="22"/>
+        </w:rPr>
+      </w:pPr>
+      <w:r>
+        <w:rPr>
+          <w:sz w:val="22"/>
+          <w:szCs w:val="22"/>
+        </w:rPr>
+        <w:tab/>
+        <w:t xml:space="preserve">C/C++ | Python | Java | MATLAB | Solidworks/Onshape | Linux/Unix | Git | Raspberry Pi | HTML/CSS | RISC-V </w:t>
+        <w:tab/>
+        <w:t>Shell Scripting | SLURM | SIMD | gem5 | QEMU</w:t>
       </w:r>
     </w:p>
     <w:sectPr>
@@ -2110,9 +2039,9 @@
       <w:lvlJc w:val="left"/>
       <w:pPr>
         <w:tabs>
-          <w:tab w:val="num" w:pos="720"/>
-        </w:tabs>
-        <w:ind w:left="720" w:hanging="360"/>
+          <w:tab w:val="num" w:pos="830"/>
+        </w:tabs>
+        <w:ind w:left="830" w:hanging="360"/>
       </w:pPr>
       <w:rPr>
         <w:rFonts w:ascii="Symbol" w:hAnsi="Symbol" w:cs="Symbol" w:hint="default"/>
@@ -2125,9 +2054,9 @@
       <w:lvlJc w:val="left"/>
       <w:pPr>
         <w:tabs>
-          <w:tab w:val="num" w:pos="1080"/>
-        </w:tabs>
-        <w:ind w:left="1080" w:hanging="360"/>
+          <w:tab w:val="num" w:pos="1190"/>
+        </w:tabs>
+        <w:ind w:left="1190" w:hanging="360"/>
       </w:pPr>
       <w:rPr>
         <w:rFonts w:ascii="OpenSymbol" w:hAnsi="OpenSymbol" w:cs="OpenSymbol" w:hint="default"/>
@@ -2140,9 +2069,9 @@
       <w:lvlJc w:val="left"/>
       <w:pPr>
         <w:tabs>
-          <w:tab w:val="num" w:pos="1440"/>
-        </w:tabs>
-        <w:ind w:left="1440" w:hanging="360"/>
+          <w:tab w:val="num" w:pos="1550"/>
+        </w:tabs>
+        <w:ind w:left="1550" w:hanging="360"/>
       </w:pPr>
       <w:rPr>
         <w:rFonts w:ascii="OpenSymbol" w:hAnsi="OpenSymbol" w:cs="OpenSymbol" w:hint="default"/>
@@ -2155,9 +2084,9 @@
       <w:lvlJc w:val="left"/>
       <w:pPr>
         <w:tabs>
-          <w:tab w:val="num" w:pos="1800"/>
-        </w:tabs>
-        <w:ind w:left="1800" w:hanging="360"/>
+          <w:tab w:val="num" w:pos="1910"/>
+        </w:tabs>
+        <w:ind w:left="1910" w:hanging="360"/>
       </w:pPr>
       <w:rPr>
         <w:rFonts w:ascii="Symbol" w:hAnsi="Symbol" w:cs="Symbol" w:hint="default"/>
@@ -2170,9 +2099,9 @@
       <w:lvlJc w:val="left"/>
       <w:pPr>
         <w:tabs>
-          <w:tab w:val="num" w:pos="2160"/>
-        </w:tabs>
-        <w:ind w:left="2160" w:hanging="360"/>
+          <w:tab w:val="num" w:pos="2270"/>
+        </w:tabs>
+        <w:ind w:left="2270" w:hanging="360"/>
       </w:pPr>
       <w:rPr>
         <w:rFonts w:ascii="OpenSymbol" w:hAnsi="OpenSymbol" w:cs="OpenSymbol" w:hint="default"/>
@@ -2185,9 +2114,9 @@
       <w:lvlJc w:val="left"/>
       <w:pPr>
         <w:tabs>
-          <w:tab w:val="num" w:pos="2520"/>
-        </w:tabs>
-        <w:ind w:left="2520" w:hanging="360"/>
+          <w:tab w:val="num" w:pos="2630"/>
+        </w:tabs>
+        <w:ind w:left="2630" w:hanging="360"/>
       </w:pPr>
       <w:rPr>
         <w:rFonts w:ascii="OpenSymbol" w:hAnsi="OpenSymbol" w:cs="OpenSymbol" w:hint="default"/>
@@ -2200,9 +2129,9 @@
       <w:lvlJc w:val="left"/>
       <w:pPr>
         <w:tabs>
-          <w:tab w:val="num" w:pos="2880"/>
-        </w:tabs>
-        <w:ind w:left="2880" w:hanging="360"/>
+          <w:tab w:val="num" w:pos="2990"/>
+        </w:tabs>
+        <w:ind w:left="2990" w:hanging="360"/>
       </w:pPr>
       <w:rPr>
         <w:rFonts w:ascii="Symbol" w:hAnsi="Symbol" w:cs="Symbol" w:hint="default"/>
@@ -2215,9 +2144,9 @@
       <w:lvlJc w:val="left"/>
       <w:pPr>
         <w:tabs>
-          <w:tab w:val="num" w:pos="3240"/>
-        </w:tabs>
-        <w:ind w:left="3240" w:hanging="360"/>
+          <w:tab w:val="num" w:pos="3350"/>
+        </w:tabs>
+        <w:ind w:left="3350" w:hanging="360"/>
       </w:pPr>
       <w:rPr>
         <w:rFonts w:ascii="OpenSymbol" w:hAnsi="OpenSymbol" w:cs="OpenSymbol" w:hint="default"/>
@@ -2230,9 +2159,9 @@
       <w:lvlJc w:val="left"/>
       <w:pPr>
         <w:tabs>
-          <w:tab w:val="num" w:pos="3600"/>
-        </w:tabs>
-        <w:ind w:left="3600" w:hanging="360"/>
+          <w:tab w:val="num" w:pos="3710"/>
+        </w:tabs>
+        <w:ind w:left="3710" w:hanging="360"/>
       </w:pPr>
       <w:rPr>
         <w:rFonts w:ascii="OpenSymbol" w:hAnsi="OpenSymbol" w:cs="OpenSymbol" w:hint="default"/>
@@ -2410,7 +2339,7 @@
     </w:rPr>
   </w:style>
   <w:style w:type="paragraph" w:styleId="Heading1">
-    <w:name w:val="Heading 1"/>
+    <w:name w:val="heading 1"/>
     <w:basedOn w:val="Normal"/>
     <w:next w:val="BodyText"/>
     <w:qFormat/>
@@ -2521,7 +2450,7 @@
     </w:rPr>
   </w:style>
   <w:style w:type="paragraph" w:styleId="Caption">
-    <w:name w:val="Caption"/>
+    <w:name w:val="caption"/>
     <w:basedOn w:val="Normal"/>
     <w:qFormat/>
     <w:pPr>
@@ -2586,7 +2515,7 @@
     <w:rPr/>
   </w:style>
   <w:style w:type="paragraph" w:styleId="Header">
-    <w:name w:val="Header"/>
+    <w:name w:val="header"/>
     <w:basedOn w:val="HeaderandFooter"/>
     <w:pPr>
       <w:suppressLineNumbers/>
